--- a/Front_Matter_Preface_License.docx
+++ b/Front_Matter_Preface_License.docx
@@ -23,7 +23,7 @@
           <w:b/>
           <w:bCs/>
         </w:rPr>
-        <w:t xml:space="preserve">CHEM 139 — Introduction to Chemical Principles</w:t>
+        <w:t>CHEM 139 — General Chemistry Prep</w:t>
       </w:r>
     </w:p>
     <w:p>
@@ -75,7 +75,7 @@
         <w:spacing w:after="120" w:line="300"/>
       </w:pPr>
       <w:r>
-        <w:t xml:space="preserve">CHEM 139 OER Textbook (2026 ed.). Introduction to Chemical Principles for Community-College Students. Open Educational Resource. CC BY 4.0.</w:t>
+        <w:t>CHEM 139 OER Textbook (2026 ed.). General Chemistry Prep for Community-College Students. Open Educational Resource. CC BY 4.0.</w:t>
       </w:r>
     </w:p>
     <w:p>

--- a/Front_Matter_Preface_License.docx
+++ b/Front_Matter_Preface_License.docx
@@ -36,6 +36,69 @@
           <w:iCs/>
         </w:rPr>
         <w:t xml:space="preserve">An Open Educational Resource (OER) Textbook for Community-College Introductory Chemistry · 2026 Edition</w:t>
+      </w:r>
+    </w:p>
+    <w:p>
+      <w:pPr>
+        <w:pStyle w:val="Heading2"/>
+      </w:pPr>
+      <w:r>
+        <w:t>A Note from the Author</w:t>
+      </w:r>
+    </w:p>
+    <w:p>
+      <w:r>
+        <w:t>This text was written for one specific student: someone beginning General Chemistry — often at a community college, often working a job, often without a chemistry background — who picks up the book at home, late at night, with a problem set due tomorrow and no tutor or instructor on call. Everything in here is shaped by that student's situation.</w:t>
+      </w:r>
+    </w:p>
+    <w:p>
+      <w:r>
+        <w:t xml:space="preserve">The book is </w:t>
+      </w:r>
+      <w:r>
+        <w:rPr>
+          <w:b/>
+        </w:rPr>
+        <w:t>deliberately compact</w:t>
+      </w:r>
+      <w:r>
+        <w:t>. Concepts are introduced crisply, with just enough detail to support the next idea, and historical context appears only where it genuinely aids understanding. There are no decorative figures, no marketing-driven sidebars, no chapter-opening photo essays. Every figure earns its place by being referenced in the surrounding text; every worked example is followed by full step-by-step reasoning, not just an answer.</w:t>
+      </w:r>
+    </w:p>
+    <w:p>
+      <w:r>
+        <w:t xml:space="preserve">The book is also </w:t>
+      </w:r>
+      <w:r>
+        <w:rPr>
+          <w:b/>
+        </w:rPr>
+        <w:t>deliberately self-contained</w:t>
+      </w:r>
+      <w:r>
+        <w:t>. Each Worked Example shows its work in dimensional-analysis form so you can follow which units cancel and why. Practice Problems and Multi-Concept Problems carry full solutions, not just answer keys, so a student studying alone at midnight can check both their answer and their reasoning. The Multiple-Choice practice tests include a “Worked Rationales” section that explains each correct answer in one sentence.</w:t>
+      </w:r>
+    </w:p>
+    <w:p>
+      <w:r>
+        <w:t xml:space="preserve">Finally, this book is </w:t>
+      </w:r>
+      <w:r>
+        <w:rPr>
+          <w:b/>
+        </w:rPr>
+        <w:t>free</w:t>
+      </w:r>
+      <w:r>
+        <w:t>. It is published as an Open Educational Resource under a Creative Commons Attribution 4.0 International (CC BY 4.0) license, with no print-edition price tag, no online-homework upcharge, and no access code. If you are a student reading this because the alternative was a $250 textbook you couldn't afford, this book exists for you.</w:t>
+      </w:r>
+    </w:p>
+    <w:p>
+      <w:r>
+        <w:rPr>
+          <w:i/>
+        </w:rPr>
+        <w:t>— A. Elangovan PhD, Chemistry Professor, Pierce College, WA</w:t>
       </w:r>
     </w:p>
     <w:p>

--- a/Front_Matter_Preface_License.docx
+++ b/Front_Matter_Preface_License.docx
@@ -321,6 +321,27 @@
       </w:pPr>
       <w:r>
         <w:t xml:space="preserve">Each chapter follows the same structure: a chapter opener that connects the topic to a real-world application; a list of learning outcomes; sectional prose with embedded worked examples; reference tables; figure descriptions; a concepts-to-remember summary; a key-terms glossary; a graded set of practice problems with full solutions; multi-concept problems; and a 10-question multiple-choice practice test with answer key. To learn from a chapter, read the prose, work each example by hand before reading the solution, then attempt practice problems in order before checking solutions. The multiple-choice test at the end is a self-diagnostic for what to review.</w:t>
+      </w:r>
+      <w:r>
+        <w:t xml:space="preserve"> In the HTML and Canvas editions, solutions to practice problems are hidden by default — click the </w:t>
+      </w:r>
+      <w:r>
+        <w:rPr>
+          <w:b/>
+        </w:rPr>
+        <w:t>Show solution</w:t>
+      </w:r>
+      <w:r>
+        <w:t xml:space="preserve"> pill to reveal an answer. The Instructor Notes section at the end of each chapter is similarly collapsed behind a </w:t>
+      </w:r>
+      <w:r>
+        <w:rPr>
+          <w:b/>
+        </w:rPr>
+        <w:t>Show Instructor Notes</w:t>
+      </w:r>
+      <w:r>
+        <w:t xml:space="preserve"> pill.</w:t>
       </w:r>
     </w:p>
     <w:p>

--- a/Front_Matter_Preface_License.docx
+++ b/Front_Matter_Preface_License.docx
@@ -1,22 +1,18 @@
 
 <file path=word/document.xml><?xml version="1.0" encoding="utf-8"?>
-<w:document xmlns:wpc="http://schemas.microsoft.com/office/word/2010/wordprocessingCanvas" xmlns:mc="http://schemas.openxmlformats.org/markup-compatibility/2006" xmlns:o="urn:schemas-microsoft-com:office:office" xmlns:r="http://schemas.openxmlformats.org/officeDocument/2006/relationships" xmlns:m="http://schemas.openxmlformats.org/officeDocument/2006/math" xmlns:v="urn:schemas-microsoft-com:vml" xmlns:wp14="http://schemas.microsoft.com/office/word/2010/wordprocessingDrawing" xmlns:wp="http://schemas.openxmlformats.org/drawingml/2006/wordprocessingDrawing" xmlns:w10="urn:schemas-microsoft-com:office:word" xmlns:w="http://schemas.openxmlformats.org/wordprocessingml/2006/main" xmlns:w14="http://schemas.microsoft.com/office/word/2010/wordml" xmlns:w15="http://schemas.microsoft.com/office/word/2012/wordml" xmlns:wpg="http://schemas.microsoft.com/office/word/2010/wordprocessingGroup" xmlns:wpi="http://schemas.microsoft.com/office/word/2010/wordprocessingInk" xmlns:wne="http://schemas.microsoft.com/office/word/2006/wordml" xmlns:wps="http://schemas.microsoft.com/office/word/2010/wordprocessingShape" xmlns:cx="http://schemas.microsoft.com/office/drawing/2014/chartex" xmlns:cx1="http://schemas.microsoft.com/office/drawing/2015/9/8/chartex" xmlns:cx2="http://schemas.microsoft.com/office/drawing/2015/10/21/chartex" xmlns:cx3="http://schemas.microsoft.com/office/drawing/2016/5/9/chartex" xmlns:cx4="http://schemas.microsoft.com/office/drawing/2016/5/10/chartex" xmlns:cx5="http://schemas.microsoft.com/office/drawing/2016/5/11/chartex" xmlns:cx6="http://schemas.microsoft.com/office/drawing/2016/5/12/chartex" xmlns:cx7="http://schemas.microsoft.com/office/drawing/2016/5/13/chartex" xmlns:cx8="http://schemas.microsoft.com/office/drawing/2016/5/14/chartex" xmlns:aink="http://schemas.microsoft.com/office/drawing/2016/ink" xmlns:am3d="http://schemas.microsoft.com/office/drawing/2017/model3d" xmlns:w16cex="http://schemas.microsoft.com/office/word/2018/wordml/cex" xmlns:w16cid="http://schemas.microsoft.com/office/word/2016/wordml/cid" xmlns:w16="http://schemas.microsoft.com/office/word/2018/wordml" xmlns:w16sdtdh="http://schemas.microsoft.com/office/word/2020/wordml/sdtdatahash" xmlns:w16se="http://schemas.microsoft.com/office/word/2015/wordml/symex" mc:Ignorable="w14 w15 wp14">
+<w:document xmlns:wpc="http://schemas.microsoft.com/office/word/2010/wordprocessingCanvas" xmlns:cx="http://schemas.microsoft.com/office/drawing/2014/chartex" xmlns:cx1="http://schemas.microsoft.com/office/drawing/2015/9/8/chartex" xmlns:cx2="http://schemas.microsoft.com/office/drawing/2015/10/21/chartex" xmlns:cx3="http://schemas.microsoft.com/office/drawing/2016/5/9/chartex" xmlns:cx4="http://schemas.microsoft.com/office/drawing/2016/5/10/chartex" xmlns:cx5="http://schemas.microsoft.com/office/drawing/2016/5/11/chartex" xmlns:cx6="http://schemas.microsoft.com/office/drawing/2016/5/12/chartex" xmlns:cx7="http://schemas.microsoft.com/office/drawing/2016/5/13/chartex" xmlns:cx8="http://schemas.microsoft.com/office/drawing/2016/5/14/chartex" xmlns:mc="http://schemas.openxmlformats.org/markup-compatibility/2006" xmlns:aink="http://schemas.microsoft.com/office/drawing/2016/ink" xmlns:am3d="http://schemas.microsoft.com/office/drawing/2017/model3d" xmlns:o="urn:schemas-microsoft-com:office:office" xmlns:oel="http://schemas.microsoft.com/office/2019/extlst" xmlns:r="http://schemas.openxmlformats.org/officeDocument/2006/relationships" xmlns:m="http://schemas.openxmlformats.org/officeDocument/2006/math" xmlns:v="urn:schemas-microsoft-com:vml" xmlns:wp14="http://schemas.microsoft.com/office/word/2010/wordprocessingDrawing" xmlns:wp="http://schemas.openxmlformats.org/drawingml/2006/wordprocessingDrawing" xmlns:w10="urn:schemas-microsoft-com:office:word" xmlns:w="http://schemas.openxmlformats.org/wordprocessingml/2006/main" xmlns:w14="http://schemas.microsoft.com/office/word/2010/wordml" xmlns:w15="http://schemas.microsoft.com/office/word/2012/wordml" xmlns:w16cex="http://schemas.microsoft.com/office/word/2018/wordml/cex" xmlns:w16cid="http://schemas.microsoft.com/office/word/2016/wordml/cid" xmlns:w16="http://schemas.microsoft.com/office/word/2018/wordml" xmlns:w16du="http://schemas.microsoft.com/office/word/2023/wordml/word16du" xmlns:w16sdtdh="http://schemas.microsoft.com/office/word/2020/wordml/sdtdatahash" xmlns:w16sdtfl="http://schemas.microsoft.com/office/word/2024/wordml/sdtformatlock" xmlns:w16se="http://schemas.microsoft.com/office/word/2015/wordml/symex" xmlns:wpg="http://schemas.microsoft.com/office/word/2010/wordprocessingGroup" xmlns:wpi="http://schemas.microsoft.com/office/word/2010/wordprocessingInk" xmlns:wne="http://schemas.microsoft.com/office/word/2006/wordml" xmlns:wps="http://schemas.microsoft.com/office/word/2010/wordprocessingShape" mc:Ignorable="w14 w15 w16se w16cid w16 w16cex w16sdtdh w16sdtfl w16du wp14">
   <w:body>
     <w:p>
       <w:pPr>
         <w:pStyle w:val="Heading1"/>
       </w:pPr>
       <w:r>
-        <w:rPr>
-          <w:b/>
-          <w:bCs/>
-        </w:rPr>
-        <w:t xml:space="preserve">Preface and License</w:t>
-      </w:r>
-    </w:p>
-    <w:p>
-      <w:pPr>
-        <w:spacing w:after="60" w:line="300"/>
+        <w:t>Preface and License</w:t>
+      </w:r>
+    </w:p>
+    <w:p>
+      <w:pPr>
+        <w:spacing w:after="60" w:line="300" w:lineRule="auto"/>
       </w:pPr>
       <w:r>
         <w:rPr>
@@ -28,14 +24,14 @@
     </w:p>
     <w:p>
       <w:pPr>
-        <w:spacing w:after="240" w:line="300"/>
+        <w:spacing w:after="240" w:line="300" w:lineRule="auto"/>
       </w:pPr>
       <w:r>
         <w:rPr>
           <w:i/>
           <w:iCs/>
         </w:rPr>
-        <w:t xml:space="preserve">An Open Educational Resource (OER) Textbook for Community-College Introductory Chemistry · 2026 Edition</w:t>
+        <w:t>An Open Educational Resource (OER) Textbook for Community-College Introductory Chemistry · 2026 Edition</w:t>
       </w:r>
     </w:p>
     <w:p>
@@ -106,19 +102,15 @@
         <w:pStyle w:val="Heading2"/>
       </w:pPr>
       <w:r>
-        <w:rPr>
-          <w:b/>
-          <w:bCs/>
-        </w:rPr>
-        <w:t xml:space="preserve">License</w:t>
-      </w:r>
-    </w:p>
-    <w:p>
-      <w:pPr>
-        <w:spacing w:after="120" w:line="300"/>
-      </w:pPr>
-      <w:r>
-        <w:t xml:space="preserve">This work is licensed under a Creative Commons Attribution 4.0 International License (CC BY 4.0). You are free to share (copy and redistribute the material in any medium or format) and adapt (remix, transform, and build upon the material) for any purpose, even commercially, under the following terms: you must give appropriate credit, provide a link to the license, and indicate if changes were made. The full license text is available at https://creativecommons.org/licenses/by/4.0/.</w:t>
+        <w:t>License</w:t>
+      </w:r>
+    </w:p>
+    <w:p>
+      <w:pPr>
+        <w:spacing w:after="120" w:line="300" w:lineRule="auto"/>
+      </w:pPr>
+      <w:r>
+        <w:t>This work is licensed under a Creative Commons Attribution 4.0 International License (CC BY 4.0). You are free to share (copy and redistribute the material in any medium or format) and adapt (remix, transform, and build upon the material) for any purpose, even commercially, under the following terms: you must give appropriate credit, provide a link to the license, and indicate if changes were made. The full license text is available at https://creativecommons.org/licenses/by/4.0/.</w:t>
       </w:r>
     </w:p>
     <w:p>
@@ -126,16 +118,12 @@
         <w:pStyle w:val="Heading2"/>
       </w:pPr>
       <w:r>
-        <w:rPr>
-          <w:b/>
-          <w:bCs/>
-        </w:rPr>
-        <w:t xml:space="preserve">Recommended Citation</w:t>
-      </w:r>
-    </w:p>
-    <w:p>
-      <w:pPr>
-        <w:spacing w:after="120" w:line="300"/>
+        <w:t>Recommended Citation</w:t>
+      </w:r>
+    </w:p>
+    <w:p>
+      <w:pPr>
+        <w:spacing w:after="120" w:line="300" w:lineRule="auto"/>
       </w:pPr>
       <w:r>
         <w:t>CHEM 139 OER Textbook (2026 ed.). General Chemistry Prep for Community-College Students. Open Educational Resource. CC BY 4.0.</w:t>
@@ -146,19 +134,28 @@
         <w:pStyle w:val="Heading2"/>
       </w:pPr>
       <w:r>
-        <w:rPr>
-          <w:b/>
-          <w:bCs/>
-        </w:rPr>
-        <w:t xml:space="preserve">Scope and Audience</w:t>
-      </w:r>
-    </w:p>
-    <w:p>
-      <w:pPr>
-        <w:spacing w:after="120" w:line="300"/>
-      </w:pPr>
-      <w:r>
-        <w:t xml:space="preserve">This textbook is designed as the sole required course resource for a one-quarter (or one-semester) introductory chemistry course at the community-college level. It is suitable for non-majors, students preparing for allied-health programs, and students returning to science after a long absence. The book assumes only high-school algebra and no prior chemistry coursework. Its scope and sequence are aligned with widely adopted introductory chemistry curricula and cover the topics typically expected for transfer credit to a four-year general chemistry sequence.</w:t>
+        <w:t>Scope and Audience</w:t>
+      </w:r>
+    </w:p>
+    <w:p>
+      <w:pPr>
+        <w:spacing w:after="120" w:line="300" w:lineRule="auto"/>
+      </w:pPr>
+      <w:r>
+        <w:lastRenderedPageBreak/>
+        <w:t xml:space="preserve">This textbook is designed as the sole required course resource for a one-quarter (or one-semester) introductory chemistry course at the community-college level. It is suitable for </w:t>
+      </w:r>
+      <w:r>
+        <w:t xml:space="preserve">science majors, </w:t>
+      </w:r>
+      <w:r>
+        <w:t>non-majors, students preparing for health</w:t>
+      </w:r>
+      <w:r>
+        <w:t xml:space="preserve"> care </w:t>
+      </w:r>
+      <w:r>
+        <w:t xml:space="preserve"> programs, and students returning to science after a long absence. The book assumes only high-school algebra and no prior chemistry coursework. Its scope and sequence are aligned with widely adopted introductory chemistry curricula and cover the topics typically expected for transfer credit to a four-year general chemistry sequence.</w:t>
       </w:r>
     </w:p>
     <w:p>
@@ -166,11 +163,7 @@
         <w:pStyle w:val="Heading2"/>
       </w:pPr>
       <w:r>
-        <w:rPr>
-          <w:b/>
-          <w:bCs/>
-        </w:rPr>
-        <w:t xml:space="preserve">Chapter Map</w:t>
+        <w:t>Chapter Map</w:t>
       </w:r>
     </w:p>
     <w:p>
@@ -180,10 +173,10 @@
           <w:ilvl w:val="0"/>
           <w:numId w:val="2"/>
         </w:numPr>
-        <w:spacing w:after="80" w:line="280"/>
-      </w:pPr>
-      <w:r>
-        <w:t xml:space="preserve">Chapter 1 — The Science of Chemistry and the Numbers of Measurement (combines two introductory units on the scientific method and on measurement, sig figs, and scientific notation).</w:t>
+        <w:spacing w:after="80" w:line="280" w:lineRule="auto"/>
+      </w:pPr>
+      <w:r>
+        <w:t>Chapter 1 — The Science of Chemistry and the Numbers of Measurement (combines two introductory units on the scientific method and on measurement, sig figs, and scientific notation).</w:t>
       </w:r>
     </w:p>
     <w:p>
@@ -193,10 +186,10 @@
           <w:ilvl w:val="0"/>
           <w:numId w:val="2"/>
         </w:numPr>
-        <w:spacing w:after="80" w:line="280"/>
-      </w:pPr>
-      <w:r>
-        <w:t xml:space="preserve">Chapter 2 — Unit Systems and Dimensional Analysis (SI units, metric prefixes, conversion factors, density, percent error, temperature scales).</w:t>
+        <w:spacing w:after="80" w:line="280" w:lineRule="auto"/>
+      </w:pPr>
+      <w:r>
+        <w:t>Chapter 2 — Unit Systems and Dimensional Analysis (SI units, metric prefixes, conversion factors, density, percent error, temperature scales).</w:t>
       </w:r>
     </w:p>
     <w:p>
@@ -206,10 +199,10 @@
           <w:ilvl w:val="0"/>
           <w:numId w:val="2"/>
         </w:numPr>
-        <w:spacing w:after="80" w:line="280"/>
-      </w:pPr>
-      <w:r>
-        <w:t xml:space="preserve">Chapter 3 — Basic Concepts About Matter (states, properties, mixtures, elements, compounds, abundance, symbols).</w:t>
+        <w:spacing w:after="80" w:line="280" w:lineRule="auto"/>
+      </w:pPr>
+      <w:r>
+        <w:t>Chapter 3 — Basic Concepts About Matter (states, properties, mixtures, elements, compounds, abundance, symbols).</w:t>
       </w:r>
     </w:p>
     <w:p>
@@ -219,10 +212,10 @@
           <w:ilvl w:val="0"/>
           <w:numId w:val="2"/>
         </w:numPr>
-        <w:spacing w:after="80" w:line="280"/>
-      </w:pPr>
-      <w:r>
-        <w:t xml:space="preserve">Chapter 4 — Atoms, Molecules, and Subatomic Particles (Dalton's theory, atomic number, isotopes, atomic mass, evidence for the nucleus).</w:t>
+        <w:spacing w:after="80" w:line="280" w:lineRule="auto"/>
+      </w:pPr>
+      <w:r>
+        <w:t>Chapter 4 — Atoms, Molecules, and Subatomic Particles (Dalton's theory, atomic number, isotopes, atomic mass, evidence for the nucleus).</w:t>
       </w:r>
     </w:p>
     <w:p>
@@ -232,10 +225,10 @@
           <w:ilvl w:val="0"/>
           <w:numId w:val="2"/>
         </w:numPr>
-        <w:spacing w:after="80" w:line="280"/>
-      </w:pPr>
-      <w:r>
-        <w:t xml:space="preserve">Chapter 5 — Electronic Structure and Chemical Periodicity (shells, subshells, orbitals, electron configurations, periodic trends).</w:t>
+        <w:spacing w:after="80" w:line="280" w:lineRule="auto"/>
+      </w:pPr>
+      <w:r>
+        <w:t>Chapter 5 — Electronic Structure and Chemical Periodicity (shells, subshells, orbitals, electron configurations, periodic trends).</w:t>
       </w:r>
     </w:p>
     <w:p>
@@ -245,10 +238,10 @@
           <w:ilvl w:val="0"/>
           <w:numId w:val="2"/>
         </w:numPr>
-        <w:spacing w:after="80" w:line="280"/>
-      </w:pPr>
-      <w:r>
-        <w:t xml:space="preserve">Chapter 6 — Chemical Bonds (ionic, covalent, Lewis structures, VSEPR, electronegativity, polarity).</w:t>
+        <w:spacing w:after="80" w:line="280" w:lineRule="auto"/>
+      </w:pPr>
+      <w:r>
+        <w:t>Chapter 6 — Chemical Bonds (ionic, covalent, Lewis structures, VSEPR, electronegativity, polarity).</w:t>
       </w:r>
     </w:p>
     <w:p>
@@ -258,10 +251,10 @@
           <w:ilvl w:val="0"/>
           <w:numId w:val="2"/>
         </w:numPr>
-        <w:spacing w:after="80" w:line="280"/>
-      </w:pPr>
-      <w:r>
-        <w:t xml:space="preserve">Chapter 7 — Chemical Nomenclature (binary ionic, polyatomic-ion compounds, binary molecular, acids).</w:t>
+        <w:spacing w:after="80" w:line="280" w:lineRule="auto"/>
+      </w:pPr>
+      <w:r>
+        <w:t>Chapter 7 — Chemical Nomenclature (binary ionic, polyatomic-ion compounds, binary molecular, acids).</w:t>
       </w:r>
     </w:p>
     <w:p>
@@ -271,10 +264,10 @@
           <w:ilvl w:val="0"/>
           <w:numId w:val="2"/>
         </w:numPr>
-        <w:spacing w:after="80" w:line="280"/>
-      </w:pPr>
-      <w:r>
-        <w:t xml:space="preserve">Chapter 8 — The Mole Concept and Chemical Formulas (formula mass, mole, Avogadro's number, percent composition, empirical and molecular formulas).</w:t>
+        <w:spacing w:after="80" w:line="280" w:lineRule="auto"/>
+      </w:pPr>
+      <w:r>
+        <w:t>Chapter 8 — The Mole Concept and Chemical Formulas (formula mass, mole, Avogadro's number, percent composition, empirical and molecular formulas).</w:t>
       </w:r>
     </w:p>
     <w:p>
@@ -284,10 +277,10 @@
           <w:ilvl w:val="0"/>
           <w:numId w:val="2"/>
         </w:numPr>
-        <w:spacing w:after="80" w:line="280"/>
-      </w:pPr>
-      <w:r>
-        <w:t xml:space="preserve">Chapter 9 — Chemical Calculations Involving Chemical Equations (balancing, reaction classes, stoichiometry, limiting reactant, percent yield).</w:t>
+        <w:spacing w:after="80" w:line="280" w:lineRule="auto"/>
+      </w:pPr>
+      <w:r>
+        <w:t>Chapter 9 — Chemical Calculations Involving Chemical Equations (balancing, reaction classes, stoichiometry, limiting reactant, percent yield).</w:t>
       </w:r>
     </w:p>
     <w:p>
@@ -297,10 +290,10 @@
           <w:ilvl w:val="0"/>
           <w:numId w:val="2"/>
         </w:numPr>
-        <w:spacing w:after="80" w:line="280"/>
-      </w:pPr>
-      <w:r>
-        <w:t xml:space="preserve">Chapter 10 — States of Matter (KMT, solids, liquids, intermolecular forces, water anomalies).</w:t>
+        <w:spacing w:after="80" w:line="280" w:lineRule="auto"/>
+      </w:pPr>
+      <w:r>
+        <w:t>Chapter 10 — States of Matter (KMT, solids, liquids, intermolecular forces, water anomalies).</w:t>
       </w:r>
     </w:p>
     <w:p>
@@ -308,22 +301,19 @@
         <w:pStyle w:val="Heading2"/>
       </w:pPr>
       <w:r>
-        <w:rPr>
-          <w:b/>
-          <w:bCs/>
-        </w:rPr>
-        <w:t xml:space="preserve">How to Use This Book — for Students</w:t>
-      </w:r>
-    </w:p>
-    <w:p>
-      <w:pPr>
-        <w:spacing w:after="120" w:line="300"/>
-      </w:pPr>
-      <w:r>
-        <w:t xml:space="preserve">Each chapter follows the same structure: a chapter opener that connects the topic to a real-world application; a list of learning outcomes; sectional prose with embedded worked examples; reference tables; figure descriptions; a concepts-to-remember summary; a key-terms glossary; a graded set of practice problems with full solutions; multi-concept problems; and a 10-question multiple-choice practice test with answer key. To learn from a chapter, read the prose, work each example by hand before reading the solution, then attempt practice problems in order before checking solutions. The multiple-choice test at the end is a self-diagnostic for what to review.</w:t>
-      </w:r>
-      <w:r>
-        <w:t xml:space="preserve"> In the HTML and Canvas editions, solutions to practice problems are hidden by default — click the </w:t>
+        <w:t>How to Use This Book — for Students</w:t>
+      </w:r>
+    </w:p>
+    <w:p>
+      <w:pPr>
+        <w:spacing w:after="120" w:line="300" w:lineRule="auto"/>
+      </w:pPr>
+      <w:r>
+        <w:t xml:space="preserve">Each chapter follows the same structure: a chapter opener that connects the topic to a real-world application; a list of learning outcomes; sectional prose with embedded worked examples; reference tables; figure descriptions; a concepts-to-remember summary; a key-terms glossary; a graded set of practice problems with full solutions; multi-concept problems; and a 10-question multiple-choice practice test with answer key. To learn from a chapter, read the prose, work each example by hand before reading the solution, then attempt practice problems in order before checking solutions. The multiple-choice test at the end is a self-diagnostic for what to </w:t>
+      </w:r>
+      <w:r>
+        <w:lastRenderedPageBreak/>
+        <w:t xml:space="preserve">review. In the HTML and Canvas editions, solutions to practice problems are hidden by default — click the </w:t>
       </w:r>
       <w:r>
         <w:rPr>
@@ -349,27 +339,23 @@
         <w:pStyle w:val="Heading2"/>
       </w:pPr>
       <w:r>
-        <w:rPr>
-          <w:b/>
-          <w:bCs/>
-        </w:rPr>
-        <w:t xml:space="preserve">How to Use This Book — for Instructors</w:t>
-      </w:r>
-    </w:p>
-    <w:p>
-      <w:pPr>
-        <w:spacing w:after="120" w:line="300"/>
-      </w:pPr>
-      <w:r>
-        <w:t xml:space="preserve">Each chapter ends with an Instructor Notes section that flags common student difficulties, suggests in-class activities, and lists laboratory connections. Because the book is CC BY 4.0, you may reorder, remix, edit, or excerpt material freely; the only license requirement is attribution. Suggested course pacing for a one-quarter (10-week) course: two weeks on Chapter 1; one week each on Chapters 2 through 10. A 15-week semester course can spend additional time on stoichiometry (Chapter 9) and bonding (Chapter 6) and add introductory laboratory chapters not included here.</w:t>
-      </w:r>
-    </w:p>
-    <w:p>
-      <w:pPr>
-        <w:spacing w:after="120" w:line="300"/>
-      </w:pPr>
-      <w:r>
-        <w:t xml:space="preserve">Numerical data in tables are drawn from public-domain sources (NIST, IUPAC, BIPM, CODATA, USGS, CRC Handbook of Chemistry and Physics). Atomic masses follow the IUPAC 2021 standard atomic weights. Constants follow CODATA 2018 recommendations.</w:t>
+        <w:t>How to Use This Book — for Instructors</w:t>
+      </w:r>
+    </w:p>
+    <w:p>
+      <w:pPr>
+        <w:spacing w:after="120" w:line="300" w:lineRule="auto"/>
+      </w:pPr>
+      <w:r>
+        <w:t>Each chapter ends with an Instructor Notes section that flags common student difficulties, suggests in-class activities, and lists laboratory connections. Because the book is CC BY 4.0, you may reorder, remix, edit, or excerpt material freely; the only license requirement is attribution. Suggested course pacing for a one-quarter (10-week) course: two weeks on Chapter 1; one week each on Chapters 2 through 10. A 15-week semester course can spend additional time on stoichiometry (Chapter 9) and bonding (Chapter 6) and add introductory laboratory chapters not included here.</w:t>
+      </w:r>
+    </w:p>
+    <w:p>
+      <w:pPr>
+        <w:spacing w:after="120" w:line="300" w:lineRule="auto"/>
+      </w:pPr>
+      <w:r>
+        <w:t>Numerical data in tables are drawn from public-domain sources (NIST, IUPAC, BIPM, CODATA, USGS, CRC Handbook of Chemistry and Physics). Atomic masses follow the IUPAC 2021 standard atomic weights. Constants follow CODATA 2018 recommendations.</w:t>
       </w:r>
     </w:p>
     <w:p>
@@ -377,19 +363,23 @@
         <w:pStyle w:val="Heading2"/>
       </w:pPr>
       <w:r>
-        <w:rPr>
-          <w:b/>
-          <w:bCs/>
-        </w:rPr>
-        <w:t xml:space="preserve">Figure Sources and Acknowledgments</w:t>
-      </w:r>
-    </w:p>
-    <w:p>
-      <w:pPr>
-        <w:spacing w:after="120" w:line="300"/>
-      </w:pPr>
-      <w:r>
-        <w:t xml:space="preserve">All figures in this edition are presented as detailed FIGURE DESCRIPTION blocks (alt-text, reconstruction description, and caption) rather than embedded raster images, to ensure accessibility under WCAG 2.2 guidelines and to allow instructors and graphic designers to produce visuals consistent with their preferred style. Where a figure description corresponds in scope to a widely-used open educational figure (for example, the periodic-table layout, mole-map triangle, VSEPR shapes, atomic-orbital shapes, or the gold-foil-experiment schematic), instructors who choose to embed an actual image should source it from an open educational resource and include a visible attribution line in the caption (e.g., "Adapted from OpenStax Chemistry 2e, Figure X.Y, CC BY 4.0" or "Adapted from LibreTexts Introductory Chemistry, CC BY-SA 4.0"). A consolidated image-credits page should accompany any future edition that embeds external images.</w:t>
+        <w:t>Figure Sources and Acknowledgments</w:t>
+      </w:r>
+    </w:p>
+    <w:p>
+      <w:pPr>
+        <w:spacing w:after="120" w:line="300" w:lineRule="auto"/>
+      </w:pPr>
+      <w:r>
+        <w:t xml:space="preserve">All figures in this edition are presented as detailed FIGURE DESCRIPTION blocks (alt-text, reconstruction description, and caption) rather than embedded raster images, to ensure accessibility under WCAG 2.2 guidelines and to allow instructors and graphic designers to produce visuals consistent with their preferred style. Where a figure description corresponds in scope to a widely-used open educational figure (for example, the periodic-table layout, mole-map triangle, VSEPR shapes, atomic-orbital shapes, or the gold-foil-experiment schematic), instructors who choose to embed an actual image should source it from an open educational resource and include a visible attribution line in the caption (e.g., "Adapted from OpenStax Chemistry 2e, Figure X.Y, CC BY 4.0" or "Adapted from </w:t>
+      </w:r>
+      <w:proofErr w:type="spellStart"/>
+      <w:r>
+        <w:t>LibreTexts</w:t>
+      </w:r>
+      <w:proofErr w:type="spellEnd"/>
+      <w:r>
+        <w:t xml:space="preserve"> Introductory Chemistry, CC BY-SA 4.0"). A consolidated image-credits page should accompany any future edition that embeds external images.</w:t>
       </w:r>
     </w:p>
     <w:p>
@@ -397,19 +387,15 @@
         <w:pStyle w:val="Heading2"/>
       </w:pPr>
       <w:r>
-        <w:rPr>
-          <w:b/>
-          <w:bCs/>
-        </w:rPr>
-        <w:t xml:space="preserve">Accessibility Statement</w:t>
-      </w:r>
-    </w:p>
-    <w:p>
-      <w:pPr>
-        <w:spacing w:after="120" w:line="300"/>
-      </w:pPr>
-      <w:r>
-        <w:t xml:space="preserve">This textbook is designed to meet the WCAG 2.2 accessibility guidelines. Every figure is described in text suitable for screen readers; tables include explicit headers and units; color is never used as the sole means of conveying information; mathematical notation is rendered in plain text where possible; and key terms are defined at first use and again in chapter glossaries. Suggestions for accessibility improvements are welcomed.</w:t>
+        <w:t>Accessibility Statement</w:t>
+      </w:r>
+    </w:p>
+    <w:p>
+      <w:pPr>
+        <w:spacing w:after="120" w:line="300" w:lineRule="auto"/>
+      </w:pPr>
+      <w:r>
+        <w:t>This textbook is designed to meet the WCAG 2.2 accessibility guidelines. Every figure is described in text suitable for screen readers; tables include explicit headers and units; color is never used as the sole means of conveying information; mathematical notation is rendered in plain text where possible; and key terms are defined at first use and again in chapter glossaries. Suggestions for accessibility improvements are welcomed.</w:t>
       </w:r>
     </w:p>
     <w:p>
@@ -420,32 +406,19 @@
     <w:sectPr>
       <w:headerReference w:type="default" r:id="rId7"/>
       <w:footerReference w:type="default" r:id="rId8"/>
-      <w:pgSz w:w="12240" w:h="15840" w:orient="portrait"/>
+      <w:pgSz w:w="12240" w:h="15840"/>
       <w:pgMar w:top="1440" w:right="1440" w:bottom="1440" w:left="1440" w:header="708" w:footer="708" w:gutter="0"/>
-      <w:pgNumType/>
+      <w:cols w:space="720"/>
       <w:docGrid w:linePitch="360"/>
     </w:sectPr>
   </w:body>
 </w:document>
 </file>
 
-<file path=word/comments.xml><?xml version="1.0" encoding="utf-8"?>
-<w:comments xmlns:cx="http://schemas.microsoft.com/office/drawing/2014/chartex" xmlns:cx1="http://schemas.microsoft.com/office/drawing/2015/9/8/chartex" xmlns:cx2="http://schemas.microsoft.com/office/drawing/2015/10/21/chartex" xmlns:cx3="http://schemas.microsoft.com/office/drawing/2016/5/9/chartex" xmlns:cx4="http://schemas.microsoft.com/office/drawing/2016/5/10/chartex" xmlns:cx5="http://schemas.microsoft.com/office/drawing/2016/5/11/chartex" xmlns:cx6="http://schemas.microsoft.com/office/drawing/2016/5/12/chartex" xmlns:cx7="http://schemas.microsoft.com/office/drawing/2016/5/13/chartex" xmlns:cx8="http://schemas.microsoft.com/office/drawing/2016/5/14/chartex" xmlns:mc="http://schemas.openxmlformats.org/markup-compatibility/2006" xmlns:aink="http://schemas.microsoft.com/office/drawing/2016/ink" xmlns:am3d="http://schemas.microsoft.com/office/drawing/2017/model3d" xmlns:o="urn:schemas-microsoft-com:office:office" xmlns:r="http://schemas.openxmlformats.org/officeDocument/2006/relationships" xmlns:m="http://schemas.openxmlformats.org/officeDocument/2006/math" xmlns:v="urn:schemas-microsoft-com:vml" xmlns:wp14="http://schemas.microsoft.com/office/word/2010/wordprocessingDrawing" xmlns:wp="http://schemas.openxmlformats.org/drawingml/2006/wordprocessingDrawing" xmlns:w10="urn:schemas-microsoft-com:office:word" xmlns:w="http://schemas.openxmlformats.org/wordprocessingml/2006/main" xmlns:w14="http://schemas.microsoft.com/office/word/2010/wordml" xmlns:w15="http://schemas.microsoft.com/office/word/2012/wordml" xmlns:w16cex="http://schemas.microsoft.com/office/word/2018/wordml/cex" xmlns:w16cid="http://schemas.microsoft.com/office/word/2016/wordml/cid" xmlns:w16="http://schemas.microsoft.com/office/word/2018/wordml" xmlns:w16sdtdh="http://schemas.microsoft.com/office/word/2020/wordml/sdtdatahash" xmlns:w16se="http://schemas.microsoft.com/office/word/2015/wordml/symex" xmlns:wpg="http://schemas.microsoft.com/office/word/2010/wordprocessingGroup" xmlns:wpi="http://schemas.microsoft.com/office/word/2010/wordprocessingInk" xmlns:wne="http://schemas.microsoft.com/office/word/2006/wordml" xmlns:wps="http://schemas.microsoft.com/office/word/2010/wordprocessingShape"/>
-</file>
-
 <file path=word/endnotes.xml><?xml version="1.0" encoding="utf-8"?>
-<w:endnotes xmlns:wpc="http://schemas.microsoft.com/office/word/2010/wordprocessingCanvas" xmlns:mc="http://schemas.openxmlformats.org/markup-compatibility/2006" xmlns:o="urn:schemas-microsoft-com:office:office" xmlns:r="http://schemas.openxmlformats.org/officeDocument/2006/relationships" xmlns:m="http://schemas.openxmlformats.org/officeDocument/2006/math" xmlns:v="urn:schemas-microsoft-com:vml" xmlns:wp14="http://schemas.microsoft.com/office/word/2010/wordprocessingDrawing" xmlns:wp="http://schemas.openxmlformats.org/drawingml/2006/wordprocessingDrawing" xmlns:w10="urn:schemas-microsoft-com:office:word" xmlns:w="http://schemas.openxmlformats.org/wordprocessingml/2006/main" xmlns:w14="http://schemas.microsoft.com/office/word/2010/wordml" xmlns:w15="http://schemas.microsoft.com/office/word/2012/wordml" xmlns:wpg="http://schemas.microsoft.com/office/word/2010/wordprocessingGroup" xmlns:wpi="http://schemas.microsoft.com/office/word/2010/wordprocessingInk" xmlns:wne="http://schemas.microsoft.com/office/word/2006/wordml" xmlns:wps="http://schemas.microsoft.com/office/word/2010/wordprocessingShape" mc:Ignorable="w14 w15 wp14">
+<w:endnotes xmlns:wpc="http://schemas.microsoft.com/office/word/2010/wordprocessingCanvas" xmlns:cx="http://schemas.microsoft.com/office/drawing/2014/chartex" xmlns:cx1="http://schemas.microsoft.com/office/drawing/2015/9/8/chartex" xmlns:cx2="http://schemas.microsoft.com/office/drawing/2015/10/21/chartex" xmlns:cx3="http://schemas.microsoft.com/office/drawing/2016/5/9/chartex" xmlns:cx4="http://schemas.microsoft.com/office/drawing/2016/5/10/chartex" xmlns:cx5="http://schemas.microsoft.com/office/drawing/2016/5/11/chartex" xmlns:cx6="http://schemas.microsoft.com/office/drawing/2016/5/12/chartex" xmlns:cx7="http://schemas.microsoft.com/office/drawing/2016/5/13/chartex" xmlns:cx8="http://schemas.microsoft.com/office/drawing/2016/5/14/chartex" xmlns:mc="http://schemas.openxmlformats.org/markup-compatibility/2006" xmlns:aink="http://schemas.microsoft.com/office/drawing/2016/ink" xmlns:am3d="http://schemas.microsoft.com/office/drawing/2017/model3d" xmlns:o="urn:schemas-microsoft-com:office:office" xmlns:oel="http://schemas.microsoft.com/office/2019/extlst" xmlns:r="http://schemas.openxmlformats.org/officeDocument/2006/relationships" xmlns:m="http://schemas.openxmlformats.org/officeDocument/2006/math" xmlns:v="urn:schemas-microsoft-com:vml" xmlns:wp14="http://schemas.microsoft.com/office/word/2010/wordprocessingDrawing" xmlns:wp="http://schemas.openxmlformats.org/drawingml/2006/wordprocessingDrawing" xmlns:w10="urn:schemas-microsoft-com:office:word" xmlns:w="http://schemas.openxmlformats.org/wordprocessingml/2006/main" xmlns:w14="http://schemas.microsoft.com/office/word/2010/wordml" xmlns:w15="http://schemas.microsoft.com/office/word/2012/wordml" xmlns:w16cex="http://schemas.microsoft.com/office/word/2018/wordml/cex" xmlns:w16cid="http://schemas.microsoft.com/office/word/2016/wordml/cid" xmlns:w16="http://schemas.microsoft.com/office/word/2018/wordml" xmlns:w16du="http://schemas.microsoft.com/office/word/2023/wordml/word16du" xmlns:w16sdtdh="http://schemas.microsoft.com/office/word/2020/wordml/sdtdatahash" xmlns:w16sdtfl="http://schemas.microsoft.com/office/word/2024/wordml/sdtformatlock" xmlns:w16se="http://schemas.microsoft.com/office/word/2015/wordml/symex" xmlns:wpg="http://schemas.microsoft.com/office/word/2010/wordprocessingGroup" xmlns:wpi="http://schemas.microsoft.com/office/word/2010/wordprocessingInk" xmlns:wne="http://schemas.microsoft.com/office/word/2006/wordml" xmlns:wps="http://schemas.microsoft.com/office/word/2010/wordprocessingShape" mc:Ignorable="w14 w15 w16se w16cid w16 w16cex w16sdtdh w16sdtfl w16du wp14">
   <w:endnote w:type="separator" w:id="-1">
     <w:p>
-      <w:pPr>
-        <w:spacing w:after="0" w:line="240" w:lineRule="auto"/>
-      </w:pPr>
-      <w:r>
-        <w:rPr>
-          <w:rStyle w:val="EndnoteReference"/>
-        </w:rPr>
-        <w:endnoteRef/>
-      </w:r>
       <w:r>
         <w:separator/>
       </w:r>
@@ -453,15 +426,6 @@
   </w:endnote>
   <w:endnote w:type="continuationSeparator" w:id="0">
     <w:p>
-      <w:pPr>
-        <w:spacing w:after="0" w:line="240" w:lineRule="auto"/>
-      </w:pPr>
-      <w:r>
-        <w:rPr>
-          <w:rStyle w:val="EndnoteReference"/>
-        </w:rPr>
-        <w:endnoteRef/>
-      </w:r>
       <w:r>
         <w:continuationSeparator/>
       </w:r>
@@ -471,7 +435,7 @@
 </file>
 
 <file path=word/footer1.xml><?xml version="1.0" encoding="utf-8"?>
-<w:ftr xmlns:wpc="http://schemas.microsoft.com/office/word/2010/wordprocessingCanvas" xmlns:mc="http://schemas.openxmlformats.org/markup-compatibility/2006" xmlns:o="urn:schemas-microsoft-com:office:office" xmlns:r="http://schemas.openxmlformats.org/officeDocument/2006/relationships" xmlns:m="http://schemas.openxmlformats.org/officeDocument/2006/math" xmlns:v="urn:schemas-microsoft-com:vml" xmlns:wp14="http://schemas.microsoft.com/office/word/2010/wordprocessingDrawing" xmlns:wp="http://schemas.openxmlformats.org/drawingml/2006/wordprocessingDrawing" xmlns:w10="urn:schemas-microsoft-com:office:word" xmlns:w="http://schemas.openxmlformats.org/wordprocessingml/2006/main" xmlns:w14="http://schemas.microsoft.com/office/word/2010/wordml" xmlns:w15="http://schemas.microsoft.com/office/word/2012/wordml" xmlns:wpg="http://schemas.microsoft.com/office/word/2010/wordprocessingGroup" xmlns:wpi="http://schemas.microsoft.com/office/word/2010/wordprocessingInk" xmlns:wne="http://schemas.microsoft.com/office/word/2006/wordml" xmlns:wps="http://schemas.microsoft.com/office/word/2010/wordprocessingShape">
+<w:ftr xmlns:wpc="http://schemas.microsoft.com/office/word/2010/wordprocessingCanvas" xmlns:cx="http://schemas.microsoft.com/office/drawing/2014/chartex" xmlns:cx1="http://schemas.microsoft.com/office/drawing/2015/9/8/chartex" xmlns:cx2="http://schemas.microsoft.com/office/drawing/2015/10/21/chartex" xmlns:cx3="http://schemas.microsoft.com/office/drawing/2016/5/9/chartex" xmlns:cx4="http://schemas.microsoft.com/office/drawing/2016/5/10/chartex" xmlns:cx5="http://schemas.microsoft.com/office/drawing/2016/5/11/chartex" xmlns:cx6="http://schemas.microsoft.com/office/drawing/2016/5/12/chartex" xmlns:cx7="http://schemas.microsoft.com/office/drawing/2016/5/13/chartex" xmlns:cx8="http://schemas.microsoft.com/office/drawing/2016/5/14/chartex" xmlns:mc="http://schemas.openxmlformats.org/markup-compatibility/2006" xmlns:aink="http://schemas.microsoft.com/office/drawing/2016/ink" xmlns:am3d="http://schemas.microsoft.com/office/drawing/2017/model3d" xmlns:o="urn:schemas-microsoft-com:office:office" xmlns:oel="http://schemas.microsoft.com/office/2019/extlst" xmlns:r="http://schemas.openxmlformats.org/officeDocument/2006/relationships" xmlns:m="http://schemas.openxmlformats.org/officeDocument/2006/math" xmlns:v="urn:schemas-microsoft-com:vml" xmlns:wp14="http://schemas.microsoft.com/office/word/2010/wordprocessingDrawing" xmlns:wp="http://schemas.openxmlformats.org/drawingml/2006/wordprocessingDrawing" xmlns:w10="urn:schemas-microsoft-com:office:word" xmlns:w="http://schemas.openxmlformats.org/wordprocessingml/2006/main" xmlns:w14="http://schemas.microsoft.com/office/word/2010/wordml" xmlns:w15="http://schemas.microsoft.com/office/word/2012/wordml" xmlns:w16cex="http://schemas.microsoft.com/office/word/2018/wordml/cex" xmlns:w16cid="http://schemas.microsoft.com/office/word/2016/wordml/cid" xmlns:w16="http://schemas.microsoft.com/office/word/2018/wordml" xmlns:w16du="http://schemas.microsoft.com/office/word/2023/wordml/word16du" xmlns:w16sdtdh="http://schemas.microsoft.com/office/word/2020/wordml/sdtdatahash" xmlns:w16sdtfl="http://schemas.microsoft.com/office/word/2024/wordml/sdtformatlock" xmlns:w16se="http://schemas.microsoft.com/office/word/2015/wordml/symex" xmlns:wpg="http://schemas.microsoft.com/office/word/2010/wordprocessingGroup" xmlns:wpi="http://schemas.microsoft.com/office/word/2010/wordprocessingInk" xmlns:wne="http://schemas.microsoft.com/office/word/2006/wordml" xmlns:wps="http://schemas.microsoft.com/office/word/2010/wordprocessingShape" mc:Ignorable="w14 w15 w16se w16cid w16 w16cex w16sdtdh w16sdtfl w16du wp14">
   <w:p>
     <w:pPr>
       <w:jc w:val="center"/>
@@ -491,8 +455,38 @@
         <w:szCs w:val="18"/>
       </w:rPr>
       <w:fldChar w:fldCharType="begin"/>
-      <w:instrText xml:space="preserve">PAGE</w:instrText>
+    </w:r>
+    <w:r>
+      <w:rPr>
+        <w:color w:val="666666"/>
+        <w:sz w:val="18"/>
+        <w:szCs w:val="18"/>
+      </w:rPr>
+      <w:instrText>PAGE</w:instrText>
+    </w:r>
+    <w:r>
+      <w:rPr>
+        <w:color w:val="666666"/>
+        <w:sz w:val="18"/>
+        <w:szCs w:val="18"/>
+      </w:rPr>
       <w:fldChar w:fldCharType="separate"/>
+    </w:r>
+    <w:r>
+      <w:rPr>
+        <w:noProof/>
+        <w:color w:val="666666"/>
+        <w:sz w:val="18"/>
+        <w:szCs w:val="18"/>
+      </w:rPr>
+      <w:t>1</w:t>
+    </w:r>
+    <w:r>
+      <w:rPr>
+        <w:color w:val="666666"/>
+        <w:sz w:val="18"/>
+        <w:szCs w:val="18"/>
+      </w:rPr>
       <w:fldChar w:fldCharType="end"/>
     </w:r>
     <w:r>
@@ -508,18 +502,9 @@
 </file>
 
 <file path=word/footnotes.xml><?xml version="1.0" encoding="utf-8"?>
-<w:footnotes xmlns:wpc="http://schemas.microsoft.com/office/word/2010/wordprocessingCanvas" xmlns:mc="http://schemas.openxmlformats.org/markup-compatibility/2006" xmlns:o="urn:schemas-microsoft-com:office:office" xmlns:r="http://schemas.openxmlformats.org/officeDocument/2006/relationships" xmlns:m="http://schemas.openxmlformats.org/officeDocument/2006/math" xmlns:v="urn:schemas-microsoft-com:vml" xmlns:wp14="http://schemas.microsoft.com/office/word/2010/wordprocessingDrawing" xmlns:wp="http://schemas.openxmlformats.org/drawingml/2006/wordprocessingDrawing" xmlns:w10="urn:schemas-microsoft-com:office:word" xmlns:w="http://schemas.openxmlformats.org/wordprocessingml/2006/main" xmlns:w14="http://schemas.microsoft.com/office/word/2010/wordml" xmlns:w15="http://schemas.microsoft.com/office/word/2012/wordml" xmlns:wpg="http://schemas.microsoft.com/office/word/2010/wordprocessingGroup" xmlns:wpi="http://schemas.microsoft.com/office/word/2010/wordprocessingInk" xmlns:wne="http://schemas.microsoft.com/office/word/2006/wordml" xmlns:wps="http://schemas.microsoft.com/office/word/2010/wordprocessingShape" mc:Ignorable="w14 w15 wp14">
+<w:footnotes xmlns:wpc="http://schemas.microsoft.com/office/word/2010/wordprocessingCanvas" xmlns:cx="http://schemas.microsoft.com/office/drawing/2014/chartex" xmlns:cx1="http://schemas.microsoft.com/office/drawing/2015/9/8/chartex" xmlns:cx2="http://schemas.microsoft.com/office/drawing/2015/10/21/chartex" xmlns:cx3="http://schemas.microsoft.com/office/drawing/2016/5/9/chartex" xmlns:cx4="http://schemas.microsoft.com/office/drawing/2016/5/10/chartex" xmlns:cx5="http://schemas.microsoft.com/office/drawing/2016/5/11/chartex" xmlns:cx6="http://schemas.microsoft.com/office/drawing/2016/5/12/chartex" xmlns:cx7="http://schemas.microsoft.com/office/drawing/2016/5/13/chartex" xmlns:cx8="http://schemas.microsoft.com/office/drawing/2016/5/14/chartex" xmlns:mc="http://schemas.openxmlformats.org/markup-compatibility/2006" xmlns:aink="http://schemas.microsoft.com/office/drawing/2016/ink" xmlns:am3d="http://schemas.microsoft.com/office/drawing/2017/model3d" xmlns:o="urn:schemas-microsoft-com:office:office" xmlns:oel="http://schemas.microsoft.com/office/2019/extlst" xmlns:r="http://schemas.openxmlformats.org/officeDocument/2006/relationships" xmlns:m="http://schemas.openxmlformats.org/officeDocument/2006/math" xmlns:v="urn:schemas-microsoft-com:vml" xmlns:wp14="http://schemas.microsoft.com/office/word/2010/wordprocessingDrawing" xmlns:wp="http://schemas.openxmlformats.org/drawingml/2006/wordprocessingDrawing" xmlns:w10="urn:schemas-microsoft-com:office:word" xmlns:w="http://schemas.openxmlformats.org/wordprocessingml/2006/main" xmlns:w14="http://schemas.microsoft.com/office/word/2010/wordml" xmlns:w15="http://schemas.microsoft.com/office/word/2012/wordml" xmlns:w16cex="http://schemas.microsoft.com/office/word/2018/wordml/cex" xmlns:w16cid="http://schemas.microsoft.com/office/word/2016/wordml/cid" xmlns:w16="http://schemas.microsoft.com/office/word/2018/wordml" xmlns:w16du="http://schemas.microsoft.com/office/word/2023/wordml/word16du" xmlns:w16sdtdh="http://schemas.microsoft.com/office/word/2020/wordml/sdtdatahash" xmlns:w16sdtfl="http://schemas.microsoft.com/office/word/2024/wordml/sdtformatlock" xmlns:w16se="http://schemas.microsoft.com/office/word/2015/wordml/symex" xmlns:wpg="http://schemas.microsoft.com/office/word/2010/wordprocessingGroup" xmlns:wpi="http://schemas.microsoft.com/office/word/2010/wordprocessingInk" xmlns:wne="http://schemas.microsoft.com/office/word/2006/wordml" xmlns:wps="http://schemas.microsoft.com/office/word/2010/wordprocessingShape" mc:Ignorable="w14 w15 w16se w16cid w16 w16cex w16sdtdh w16sdtfl w16du wp14">
   <w:footnote w:type="separator" w:id="-1">
     <w:p>
-      <w:pPr>
-        <w:spacing w:after="0" w:line="240" w:lineRule="auto"/>
-      </w:pPr>
-      <w:r>
-        <w:rPr>
-          <w:rStyle w:val="FootnoteReference"/>
-        </w:rPr>
-        <w:footnoteRef/>
-      </w:r>
       <w:r>
         <w:separator/>
       </w:r>
@@ -527,15 +512,6 @@
   </w:footnote>
   <w:footnote w:type="continuationSeparator" w:id="0">
     <w:p>
-      <w:pPr>
-        <w:spacing w:after="0" w:line="240" w:lineRule="auto"/>
-      </w:pPr>
-      <w:r>
-        <w:rPr>
-          <w:rStyle w:val="FootnoteReference"/>
-        </w:rPr>
-        <w:footnoteRef/>
-      </w:r>
       <w:r>
         <w:continuationSeparator/>
       </w:r>
@@ -545,7 +521,7 @@
 </file>
 
 <file path=word/header1.xml><?xml version="1.0" encoding="utf-8"?>
-<w:hdr xmlns:wpc="http://schemas.microsoft.com/office/word/2010/wordprocessingCanvas" xmlns:mc="http://schemas.openxmlformats.org/markup-compatibility/2006" xmlns:o="urn:schemas-microsoft-com:office:office" xmlns:r="http://schemas.openxmlformats.org/officeDocument/2006/relationships" xmlns:m="http://schemas.openxmlformats.org/officeDocument/2006/math" xmlns:v="urn:schemas-microsoft-com:vml" xmlns:wp14="http://schemas.microsoft.com/office/word/2010/wordprocessingDrawing" xmlns:wp="http://schemas.openxmlformats.org/drawingml/2006/wordprocessingDrawing" xmlns:w10="urn:schemas-microsoft-com:office:word" xmlns:w="http://schemas.openxmlformats.org/wordprocessingml/2006/main" xmlns:w14="http://schemas.microsoft.com/office/word/2010/wordml" xmlns:w15="http://schemas.microsoft.com/office/word/2012/wordml" xmlns:wpg="http://schemas.microsoft.com/office/word/2010/wordprocessingGroup" xmlns:wpi="http://schemas.microsoft.com/office/word/2010/wordprocessingInk" xmlns:wne="http://schemas.microsoft.com/office/word/2006/wordml" xmlns:wps="http://schemas.microsoft.com/office/word/2010/wordprocessingShape" xmlns:cx="http://schemas.microsoft.com/office/drawing/2014/chartex" xmlns:cx1="http://schemas.microsoft.com/office/drawing/2015/9/8/chartex" xmlns:cx2="http://schemas.microsoft.com/office/drawing/2015/10/21/chartex" xmlns:cx3="http://schemas.microsoft.com/office/drawing/2016/5/9/chartex" xmlns:cx4="http://schemas.microsoft.com/office/drawing/2016/5/10/chartex" xmlns:cx5="http://schemas.microsoft.com/office/drawing/2016/5/11/chartex" xmlns:cx6="http://schemas.microsoft.com/office/drawing/2016/5/12/chartex" xmlns:cx7="http://schemas.microsoft.com/office/drawing/2016/5/13/chartex" xmlns:cx8="http://schemas.microsoft.com/office/drawing/2016/5/14/chartex" xmlns:w16cid="http://schemas.microsoft.com/office/word/2016/wordml/cid" xmlns:w16se="http://schemas.microsoft.com/office/word/2015/wordml/symex">
+<w:hdr xmlns:wpc="http://schemas.microsoft.com/office/word/2010/wordprocessingCanvas" xmlns:cx="http://schemas.microsoft.com/office/drawing/2014/chartex" xmlns:cx1="http://schemas.microsoft.com/office/drawing/2015/9/8/chartex" xmlns:cx2="http://schemas.microsoft.com/office/drawing/2015/10/21/chartex" xmlns:cx3="http://schemas.microsoft.com/office/drawing/2016/5/9/chartex" xmlns:cx4="http://schemas.microsoft.com/office/drawing/2016/5/10/chartex" xmlns:cx5="http://schemas.microsoft.com/office/drawing/2016/5/11/chartex" xmlns:cx6="http://schemas.microsoft.com/office/drawing/2016/5/12/chartex" xmlns:cx7="http://schemas.microsoft.com/office/drawing/2016/5/13/chartex" xmlns:cx8="http://schemas.microsoft.com/office/drawing/2016/5/14/chartex" xmlns:mc="http://schemas.openxmlformats.org/markup-compatibility/2006" xmlns:aink="http://schemas.microsoft.com/office/drawing/2016/ink" xmlns:am3d="http://schemas.microsoft.com/office/drawing/2017/model3d" xmlns:o="urn:schemas-microsoft-com:office:office" xmlns:oel="http://schemas.microsoft.com/office/2019/extlst" xmlns:r="http://schemas.openxmlformats.org/officeDocument/2006/relationships" xmlns:m="http://schemas.openxmlformats.org/officeDocument/2006/math" xmlns:v="urn:schemas-microsoft-com:vml" xmlns:wp14="http://schemas.microsoft.com/office/word/2010/wordprocessingDrawing" xmlns:wp="http://schemas.openxmlformats.org/drawingml/2006/wordprocessingDrawing" xmlns:w10="urn:schemas-microsoft-com:office:word" xmlns:w="http://schemas.openxmlformats.org/wordprocessingml/2006/main" xmlns:w14="http://schemas.microsoft.com/office/word/2010/wordml" xmlns:w15="http://schemas.microsoft.com/office/word/2012/wordml" xmlns:w16cex="http://schemas.microsoft.com/office/word/2018/wordml/cex" xmlns:w16cid="http://schemas.microsoft.com/office/word/2016/wordml/cid" xmlns:w16="http://schemas.microsoft.com/office/word/2018/wordml" xmlns:w16du="http://schemas.microsoft.com/office/word/2023/wordml/word16du" xmlns:w16sdtdh="http://schemas.microsoft.com/office/word/2020/wordml/sdtdatahash" xmlns:w16sdtfl="http://schemas.microsoft.com/office/word/2024/wordml/sdtformatlock" xmlns:w16se="http://schemas.microsoft.com/office/word/2015/wordml/symex" xmlns:wpg="http://schemas.microsoft.com/office/word/2010/wordprocessingGroup" xmlns:wpi="http://schemas.microsoft.com/office/word/2010/wordprocessingInk" xmlns:wne="http://schemas.microsoft.com/office/word/2006/wordml" xmlns:wps="http://schemas.microsoft.com/office/word/2010/wordprocessingShape" mc:Ignorable="w14 w15 w16se w16cid w16 w16cex w16sdtdh w16sdtfl w16du wp14">
   <w:p>
     <w:pPr>
       <w:jc w:val="right"/>
@@ -558,17 +534,73 @@
         <w:sz w:val="18"/>
         <w:szCs w:val="18"/>
       </w:rPr>
-      <w:t xml:space="preserve">Preface and License — CHEM 139 OER</w:t>
+      <w:t>Preface and License — CHEM 139 OER</w:t>
     </w:r>
   </w:p>
 </w:hdr>
 </file>
 
 <file path=word/numbering.xml><?xml version="1.0" encoding="utf-8"?>
-<w:numbering xmlns:wpc="http://schemas.microsoft.com/office/word/2010/wordprocessingCanvas" xmlns:mc="http://schemas.openxmlformats.org/markup-compatibility/2006" xmlns:o="urn:schemas-microsoft-com:office:office" xmlns:r="http://schemas.openxmlformats.org/officeDocument/2006/relationships" xmlns:m="http://schemas.openxmlformats.org/officeDocument/2006/math" xmlns:v="urn:schemas-microsoft-com:vml" xmlns:wp14="http://schemas.microsoft.com/office/word/2010/wordprocessingDrawing" xmlns:wp="http://schemas.openxmlformats.org/drawingml/2006/wordprocessingDrawing" xmlns:w10="urn:schemas-microsoft-com:office:word" xmlns:w="http://schemas.openxmlformats.org/wordprocessingml/2006/main" xmlns:w14="http://schemas.microsoft.com/office/word/2010/wordml" xmlns:w15="http://schemas.microsoft.com/office/word/2012/wordml" xmlns:wpg="http://schemas.microsoft.com/office/word/2010/wordprocessingGroup" xmlns:wpi="http://schemas.microsoft.com/office/word/2010/wordprocessingInk" xmlns:wne="http://schemas.microsoft.com/office/word/2006/wordml" xmlns:wps="http://schemas.microsoft.com/office/word/2010/wordprocessingShape" mc:Ignorable="w14 w15 wp14">
+<w:numbering xmlns:wpc="http://schemas.microsoft.com/office/word/2010/wordprocessingCanvas" xmlns:cx="http://schemas.microsoft.com/office/drawing/2014/chartex" xmlns:cx1="http://schemas.microsoft.com/office/drawing/2015/9/8/chartex" xmlns:cx2="http://schemas.microsoft.com/office/drawing/2015/10/21/chartex" xmlns:cx3="http://schemas.microsoft.com/office/drawing/2016/5/9/chartex" xmlns:cx4="http://schemas.microsoft.com/office/drawing/2016/5/10/chartex" xmlns:cx5="http://schemas.microsoft.com/office/drawing/2016/5/11/chartex" xmlns:cx6="http://schemas.microsoft.com/office/drawing/2016/5/12/chartex" xmlns:cx7="http://schemas.microsoft.com/office/drawing/2016/5/13/chartex" xmlns:cx8="http://schemas.microsoft.com/office/drawing/2016/5/14/chartex" xmlns:mc="http://schemas.openxmlformats.org/markup-compatibility/2006" xmlns:aink="http://schemas.microsoft.com/office/drawing/2016/ink" xmlns:am3d="http://schemas.microsoft.com/office/drawing/2017/model3d" xmlns:o="urn:schemas-microsoft-com:office:office" xmlns:oel="http://schemas.microsoft.com/office/2019/extlst" xmlns:r="http://schemas.openxmlformats.org/officeDocument/2006/relationships" xmlns:m="http://schemas.openxmlformats.org/officeDocument/2006/math" xmlns:v="urn:schemas-microsoft-com:vml" xmlns:wp14="http://schemas.microsoft.com/office/word/2010/wordprocessingDrawing" xmlns:wp="http://schemas.openxmlformats.org/drawingml/2006/wordprocessingDrawing" xmlns:w10="urn:schemas-microsoft-com:office:word" xmlns:w="http://schemas.openxmlformats.org/wordprocessingml/2006/main" xmlns:w14="http://schemas.microsoft.com/office/word/2010/wordml" xmlns:w15="http://schemas.microsoft.com/office/word/2012/wordml" xmlns:w16cex="http://schemas.microsoft.com/office/word/2018/wordml/cex" xmlns:w16cid="http://schemas.microsoft.com/office/word/2016/wordml/cid" xmlns:w16="http://schemas.microsoft.com/office/word/2018/wordml" xmlns:w16du="http://schemas.microsoft.com/office/word/2023/wordml/word16du" xmlns:w16sdtdh="http://schemas.microsoft.com/office/word/2020/wordml/sdtdatahash" xmlns:w16sdtfl="http://schemas.microsoft.com/office/word/2024/wordml/sdtformatlock" xmlns:w16se="http://schemas.microsoft.com/office/word/2015/wordml/symex" xmlns:wpg="http://schemas.microsoft.com/office/word/2010/wordprocessingGroup" xmlns:wpi="http://schemas.microsoft.com/office/word/2010/wordprocessingInk" xmlns:wne="http://schemas.microsoft.com/office/word/2006/wordml" xmlns:wps="http://schemas.microsoft.com/office/word/2010/wordprocessingShape" mc:Ignorable="w14 w15 w16se w16cid w16 w16cex w16sdtdh w16sdtfl w16du wp14">
+  <w:abstractNum w:abstractNumId="0" w15:restartNumberingAfterBreak="0">
+    <w:nsid w:val="26210831"/>
+    <w:multiLevelType w:val="hybridMultilevel"/>
+    <w:tmpl w:val="C82E2F8A"/>
+    <w:lvl w:ilvl="0" w:tplc="359CED78">
+      <w:start w:val="1"/>
+      <w:numFmt w:val="decimal"/>
+      <w:lvlText w:val="%1."/>
+      <w:lvlJc w:val="left"/>
+      <w:pPr>
+        <w:ind w:left="720" w:hanging="360"/>
+      </w:pPr>
+    </w:lvl>
+    <w:lvl w:ilvl="1" w:tplc="A328BAF0">
+      <w:numFmt w:val="decimal"/>
+      <w:lvlText w:val=""/>
+      <w:lvlJc w:val="left"/>
+    </w:lvl>
+    <w:lvl w:ilvl="2" w:tplc="33162A0A">
+      <w:numFmt w:val="decimal"/>
+      <w:lvlText w:val=""/>
+      <w:lvlJc w:val="left"/>
+    </w:lvl>
+    <w:lvl w:ilvl="3" w:tplc="34A86B32">
+      <w:numFmt w:val="decimal"/>
+      <w:lvlText w:val=""/>
+      <w:lvlJc w:val="left"/>
+    </w:lvl>
+    <w:lvl w:ilvl="4" w:tplc="D5A0FE96">
+      <w:numFmt w:val="decimal"/>
+      <w:lvlText w:val=""/>
+      <w:lvlJc w:val="left"/>
+    </w:lvl>
+    <w:lvl w:ilvl="5" w:tplc="76FAB0B6">
+      <w:numFmt w:val="decimal"/>
+      <w:lvlText w:val=""/>
+      <w:lvlJc w:val="left"/>
+    </w:lvl>
+    <w:lvl w:ilvl="6" w:tplc="CABACBDC">
+      <w:numFmt w:val="decimal"/>
+      <w:lvlText w:val=""/>
+      <w:lvlJc w:val="left"/>
+    </w:lvl>
+    <w:lvl w:ilvl="7" w:tplc="4B464C10">
+      <w:numFmt w:val="decimal"/>
+      <w:lvlText w:val=""/>
+      <w:lvlJc w:val="left"/>
+    </w:lvl>
+    <w:lvl w:ilvl="8" w:tplc="7688C5E4">
+      <w:numFmt w:val="decimal"/>
+      <w:lvlText w:val=""/>
+      <w:lvlJc w:val="left"/>
+    </w:lvl>
+  </w:abstractNum>
   <w:abstractNum w:abstractNumId="1" w15:restartNumberingAfterBreak="0">
+    <w:nsid w:val="2F7857FC"/>
     <w:multiLevelType w:val="hybridMultilevel"/>
-    <w:lvl w:ilvl="0" w15:tentative="1">
+    <w:tmpl w:val="E3084B7A"/>
+    <w:lvl w:ilvl="0" w:tplc="E07A240E">
       <w:start w:val="1"/>
       <w:numFmt w:val="bullet"/>
       <w:lvlText w:val="●"/>
@@ -577,7 +609,7 @@
         <w:ind w:left="720" w:hanging="360"/>
       </w:pPr>
     </w:lvl>
-    <w:lvl w:ilvl="1" w15:tentative="1">
+    <w:lvl w:ilvl="1" w:tplc="89F60430">
       <w:start w:val="1"/>
       <w:numFmt w:val="bullet"/>
       <w:lvlText w:val="○"/>
@@ -586,7 +618,7 @@
         <w:ind w:left="1440" w:hanging="360"/>
       </w:pPr>
     </w:lvl>
-    <w:lvl w:ilvl="2" w15:tentative="1">
+    <w:lvl w:ilvl="2" w:tplc="2960964C">
       <w:start w:val="1"/>
       <w:numFmt w:val="bullet"/>
       <w:lvlText w:val="■"/>
@@ -595,7 +627,7 @@
         <w:ind w:left="2160" w:hanging="360"/>
       </w:pPr>
     </w:lvl>
-    <w:lvl w:ilvl="3" w15:tentative="1">
+    <w:lvl w:ilvl="3" w:tplc="75A26C88">
       <w:start w:val="1"/>
       <w:numFmt w:val="bullet"/>
       <w:lvlText w:val="●"/>
@@ -604,7 +636,7 @@
         <w:ind w:left="2880" w:hanging="360"/>
       </w:pPr>
     </w:lvl>
-    <w:lvl w:ilvl="4" w15:tentative="1">
+    <w:lvl w:ilvl="4" w:tplc="138AD966">
       <w:start w:val="1"/>
       <w:numFmt w:val="bullet"/>
       <w:lvlText w:val="○"/>
@@ -613,7 +645,7 @@
         <w:ind w:left="3600" w:hanging="360"/>
       </w:pPr>
     </w:lvl>
-    <w:lvl w:ilvl="5" w15:tentative="1">
+    <w:lvl w:ilvl="5" w:tplc="C0702DD4">
       <w:start w:val="1"/>
       <w:numFmt w:val="bullet"/>
       <w:lvlText w:val="■"/>
@@ -622,7 +654,7 @@
         <w:ind w:left="4320" w:hanging="360"/>
       </w:pPr>
     </w:lvl>
-    <w:lvl w:ilvl="6" w15:tentative="1">
+    <w:lvl w:ilvl="6" w:tplc="9CA4E1D6">
       <w:start w:val="1"/>
       <w:numFmt w:val="bullet"/>
       <w:lvlText w:val="●"/>
@@ -631,7 +663,7 @@
         <w:ind w:left="5040" w:hanging="360"/>
       </w:pPr>
     </w:lvl>
-    <w:lvl w:ilvl="7" w15:tentative="1">
+    <w:lvl w:ilvl="7" w:tplc="6F7ECD6A">
       <w:start w:val="1"/>
       <w:numFmt w:val="bullet"/>
       <w:lvlText w:val="●"/>
@@ -640,7 +672,7 @@
         <w:ind w:left="5760" w:hanging="360"/>
       </w:pPr>
     </w:lvl>
-    <w:lvl w:ilvl="8" w15:tentative="1">
+    <w:lvl w:ilvl="8" w:tplc="EE5CC5E0">
       <w:start w:val="1"/>
       <w:numFmt w:val="bullet"/>
       <w:lvlText w:val="●"/>
@@ -651,8 +683,10 @@
     </w:lvl>
   </w:abstractNum>
   <w:abstractNum w:abstractNumId="2" w15:restartNumberingAfterBreak="0">
+    <w:nsid w:val="303B0065"/>
     <w:multiLevelType w:val="hybridMultilevel"/>
-    <w:lvl w:ilvl="0" w15:tentative="1">
+    <w:tmpl w:val="A4E2F3CA"/>
+    <w:lvl w:ilvl="0" w:tplc="47D645D2">
       <w:start w:val="1"/>
       <w:numFmt w:val="bullet"/>
       <w:lvlText w:val="•"/>
@@ -661,10 +695,56 @@
         <w:ind w:left="720" w:hanging="360"/>
       </w:pPr>
     </w:lvl>
+    <w:lvl w:ilvl="1" w:tplc="1210302A">
+      <w:start w:val="1"/>
+      <w:numFmt w:val="bullet"/>
+      <w:lvlText w:val="◦"/>
+      <w:lvlJc w:val="left"/>
+      <w:pPr>
+        <w:ind w:left="1440" w:hanging="360"/>
+      </w:pPr>
+    </w:lvl>
+    <w:lvl w:ilvl="2" w:tplc="3FFABD10">
+      <w:numFmt w:val="decimal"/>
+      <w:lvlText w:val=""/>
+      <w:lvlJc w:val="left"/>
+    </w:lvl>
+    <w:lvl w:ilvl="3" w:tplc="80DC1E4A">
+      <w:numFmt w:val="decimal"/>
+      <w:lvlText w:val=""/>
+      <w:lvlJc w:val="left"/>
+    </w:lvl>
+    <w:lvl w:ilvl="4" w:tplc="3E84AE4C">
+      <w:numFmt w:val="decimal"/>
+      <w:lvlText w:val=""/>
+      <w:lvlJc w:val="left"/>
+    </w:lvl>
+    <w:lvl w:ilvl="5" w:tplc="405C959A">
+      <w:numFmt w:val="decimal"/>
+      <w:lvlText w:val=""/>
+      <w:lvlJc w:val="left"/>
+    </w:lvl>
+    <w:lvl w:ilvl="6" w:tplc="9ED49566">
+      <w:numFmt w:val="decimal"/>
+      <w:lvlText w:val=""/>
+      <w:lvlJc w:val="left"/>
+    </w:lvl>
+    <w:lvl w:ilvl="7" w:tplc="0CB0303C">
+      <w:numFmt w:val="decimal"/>
+      <w:lvlText w:val=""/>
+      <w:lvlJc w:val="left"/>
+    </w:lvl>
+    <w:lvl w:ilvl="8" w:tplc="BBD0AAE4">
+      <w:numFmt w:val="decimal"/>
+      <w:lvlText w:val=""/>
+      <w:lvlJc w:val="left"/>
+    </w:lvl>
   </w:abstractNum>
   <w:abstractNum w:abstractNumId="3" w15:restartNumberingAfterBreak="0">
+    <w:nsid w:val="39C75310"/>
     <w:multiLevelType w:val="hybridMultilevel"/>
-    <w:lvl w:ilvl="0" w15:tentative="1">
+    <w:tmpl w:val="C5421CA4"/>
+    <w:lvl w:ilvl="0" w:tplc="1706AAAA">
       <w:start w:val="1"/>
       <w:numFmt w:val="bullet"/>
       <w:lvlText w:val="•"/>
@@ -673,19 +753,52 @@
         <w:ind w:left="720" w:hanging="360"/>
       </w:pPr>
     </w:lvl>
-    <w:lvl w:ilvl="1" w15:tentative="1">
-      <w:start w:val="1"/>
-      <w:numFmt w:val="bullet"/>
-      <w:lvlText w:val="◦"/>
-      <w:lvlJc w:val="left"/>
-      <w:pPr>
-        <w:ind w:left="1440" w:hanging="360"/>
-      </w:pPr>
+    <w:lvl w:ilvl="1" w:tplc="B79668D2">
+      <w:numFmt w:val="decimal"/>
+      <w:lvlText w:val=""/>
+      <w:lvlJc w:val="left"/>
+    </w:lvl>
+    <w:lvl w:ilvl="2" w:tplc="9B00FB28">
+      <w:numFmt w:val="decimal"/>
+      <w:lvlText w:val=""/>
+      <w:lvlJc w:val="left"/>
+    </w:lvl>
+    <w:lvl w:ilvl="3" w:tplc="D2549B84">
+      <w:numFmt w:val="decimal"/>
+      <w:lvlText w:val=""/>
+      <w:lvlJc w:val="left"/>
+    </w:lvl>
+    <w:lvl w:ilvl="4" w:tplc="ACA01076">
+      <w:numFmt w:val="decimal"/>
+      <w:lvlText w:val=""/>
+      <w:lvlJc w:val="left"/>
+    </w:lvl>
+    <w:lvl w:ilvl="5" w:tplc="E578D5E8">
+      <w:numFmt w:val="decimal"/>
+      <w:lvlText w:val=""/>
+      <w:lvlJc w:val="left"/>
+    </w:lvl>
+    <w:lvl w:ilvl="6" w:tplc="B4EA258E">
+      <w:numFmt w:val="decimal"/>
+      <w:lvlText w:val=""/>
+      <w:lvlJc w:val="left"/>
+    </w:lvl>
+    <w:lvl w:ilvl="7" w:tplc="249034D0">
+      <w:numFmt w:val="decimal"/>
+      <w:lvlText w:val=""/>
+      <w:lvlJc w:val="left"/>
+    </w:lvl>
+    <w:lvl w:ilvl="8" w:tplc="988EFFC8">
+      <w:numFmt w:val="decimal"/>
+      <w:lvlText w:val=""/>
+      <w:lvlJc w:val="left"/>
     </w:lvl>
   </w:abstractNum>
   <w:abstractNum w:abstractNumId="4" w15:restartNumberingAfterBreak="0">
+    <w:nsid w:val="7C32656F"/>
     <w:multiLevelType w:val="hybridMultilevel"/>
-    <w:lvl w:ilvl="0" w15:tentative="1">
+    <w:tmpl w:val="3260DBD2"/>
+    <w:lvl w:ilvl="0" w:tplc="BB9A97AC">
       <w:start w:val="1"/>
       <w:numFmt w:val="decimal"/>
       <w:lvlText w:val="%1."/>
@@ -694,27 +807,55 @@
         <w:ind w:left="720" w:hanging="360"/>
       </w:pPr>
     </w:lvl>
+    <w:lvl w:ilvl="1" w:tplc="39CA7568">
+      <w:numFmt w:val="decimal"/>
+      <w:lvlText w:val=""/>
+      <w:lvlJc w:val="left"/>
+    </w:lvl>
+    <w:lvl w:ilvl="2" w:tplc="80C225CC">
+      <w:numFmt w:val="decimal"/>
+      <w:lvlText w:val=""/>
+      <w:lvlJc w:val="left"/>
+    </w:lvl>
+    <w:lvl w:ilvl="3" w:tplc="885E27C8">
+      <w:numFmt w:val="decimal"/>
+      <w:lvlText w:val=""/>
+      <w:lvlJc w:val="left"/>
+    </w:lvl>
+    <w:lvl w:ilvl="4" w:tplc="AE7AE938">
+      <w:numFmt w:val="decimal"/>
+      <w:lvlText w:val=""/>
+      <w:lvlJc w:val="left"/>
+    </w:lvl>
+    <w:lvl w:ilvl="5" w:tplc="A78AC85E">
+      <w:numFmt w:val="decimal"/>
+      <w:lvlText w:val=""/>
+      <w:lvlJc w:val="left"/>
+    </w:lvl>
+    <w:lvl w:ilvl="6" w:tplc="6A76C6D8">
+      <w:numFmt w:val="decimal"/>
+      <w:lvlText w:val=""/>
+      <w:lvlJc w:val="left"/>
+    </w:lvl>
+    <w:lvl w:ilvl="7" w:tplc="F928323C">
+      <w:numFmt w:val="decimal"/>
+      <w:lvlText w:val=""/>
+      <w:lvlJc w:val="left"/>
+    </w:lvl>
+    <w:lvl w:ilvl="8" w:tplc="86B65D60">
+      <w:numFmt w:val="decimal"/>
+      <w:lvlText w:val=""/>
+      <w:lvlJc w:val="left"/>
+    </w:lvl>
   </w:abstractNum>
-  <w:abstractNum w:abstractNumId="5" w15:restartNumberingAfterBreak="0">
-    <w:multiLevelType w:val="hybridMultilevel"/>
-    <w:lvl w:ilvl="0" w15:tentative="1">
-      <w:start w:val="1"/>
-      <w:numFmt w:val="decimal"/>
-      <w:lvlText w:val="%1."/>
-      <w:lvlJc w:val="left"/>
-      <w:pPr>
-        <w:ind w:left="720" w:hanging="360"/>
-      </w:pPr>
-    </w:lvl>
-  </w:abstractNum>
-  <w:num w:numId="1">
+  <w:num w:numId="1" w16cid:durableId="1185680009">
     <w:abstractNumId w:val="1"/>
     <w:lvlOverride w:ilvl="0">
       <w:startOverride w:val="1"/>
     </w:lvlOverride>
   </w:num>
-  <w:num w:numId="2">
-    <w:abstractNumId w:val="5"/>
+  <w:num w:numId="2" w16cid:durableId="274023552">
+    <w:abstractNumId w:val="4"/>
     <w:lvlOverride w:ilvl="0">
       <w:startOverride w:val="1"/>
     </w:lvlOverride>
@@ -723,93 +864,535 @@
 </file>
 
 <file path=word/styles.xml><?xml version="1.0" encoding="utf-8"?>
-<w:styles xmlns:mc="http://schemas.openxmlformats.org/markup-compatibility/2006" xmlns:r="http://schemas.openxmlformats.org/officeDocument/2006/relationships" xmlns:w="http://schemas.openxmlformats.org/wordprocessingml/2006/main" xmlns:w14="http://schemas.microsoft.com/office/word/2010/wordml" xmlns:w15="http://schemas.microsoft.com/office/word/2012/wordml" mc:Ignorable="w14 w15">
+<w:styles xmlns:mc="http://schemas.openxmlformats.org/markup-compatibility/2006" xmlns:r="http://schemas.openxmlformats.org/officeDocument/2006/relationships" xmlns:w="http://schemas.openxmlformats.org/wordprocessingml/2006/main" xmlns:w14="http://schemas.microsoft.com/office/word/2010/wordml" xmlns:w15="http://schemas.microsoft.com/office/word/2012/wordml" xmlns:w16cex="http://schemas.microsoft.com/office/word/2018/wordml/cex" xmlns:w16cid="http://schemas.microsoft.com/office/word/2016/wordml/cid" xmlns:w16="http://schemas.microsoft.com/office/word/2018/wordml" xmlns:w16du="http://schemas.microsoft.com/office/word/2023/wordml/word16du" xmlns:w16sdtdh="http://schemas.microsoft.com/office/word/2020/wordml/sdtdatahash" xmlns:w16sdtfl="http://schemas.microsoft.com/office/word/2024/wordml/sdtformatlock" xmlns:w16se="http://schemas.microsoft.com/office/word/2015/wordml/symex" mc:Ignorable="w14 w15 w16se w16cid w16 w16cex w16sdtdh w16sdtfl w16du">
   <w:docDefaults>
     <w:rPrDefault>
       <w:rPr>
-        <w:rFonts w:ascii="Arial" w:cs="Arial" w:eastAsia="Arial" w:hAnsi="Arial"/>
+        <w:rFonts w:ascii="Arial" w:eastAsia="Arial" w:hAnsi="Arial" w:cs="Arial"/>
         <w:sz w:val="22"/>
         <w:szCs w:val="22"/>
+        <w:lang w:val="en-US" w:eastAsia="en-US" w:bidi="ar-SA"/>
       </w:rPr>
     </w:rPrDefault>
     <w:pPrDefault/>
   </w:docDefaults>
+  <w:latentStyles w:defLockedState="0" w:defUIPriority="99" w:defSemiHidden="0" w:defUnhideWhenUsed="0" w:defQFormat="0" w:count="376">
+    <w:lsdException w:name="Normal" w:uiPriority="0" w:qFormat="1"/>
+    <w:lsdException w:name="heading 1" w:uiPriority="9" w:qFormat="1"/>
+    <w:lsdException w:name="heading 2" w:semiHidden="1" w:uiPriority="9" w:unhideWhenUsed="1" w:qFormat="1"/>
+    <w:lsdException w:name="heading 3" w:semiHidden="1" w:uiPriority="9" w:unhideWhenUsed="1" w:qFormat="1"/>
+    <w:lsdException w:name="heading 4" w:semiHidden="1" w:uiPriority="9" w:unhideWhenUsed="1" w:qFormat="1"/>
+    <w:lsdException w:name="heading 5" w:semiHidden="1" w:uiPriority="9" w:unhideWhenUsed="1" w:qFormat="1"/>
+    <w:lsdException w:name="heading 6" w:semiHidden="1" w:uiPriority="9" w:unhideWhenUsed="1" w:qFormat="1"/>
+    <w:lsdException w:name="heading 7" w:semiHidden="1" w:uiPriority="9" w:unhideWhenUsed="1" w:qFormat="1"/>
+    <w:lsdException w:name="heading 8" w:semiHidden="1" w:uiPriority="9" w:unhideWhenUsed="1" w:qFormat="1"/>
+    <w:lsdException w:name="heading 9" w:semiHidden="1" w:uiPriority="9" w:unhideWhenUsed="1" w:qFormat="1"/>
+    <w:lsdException w:name="index 1" w:semiHidden="1" w:unhideWhenUsed="1"/>
+    <w:lsdException w:name="index 2" w:semiHidden="1" w:unhideWhenUsed="1"/>
+    <w:lsdException w:name="index 3" w:semiHidden="1" w:unhideWhenUsed="1"/>
+    <w:lsdException w:name="index 4" w:semiHidden="1" w:unhideWhenUsed="1"/>
+    <w:lsdException w:name="index 5" w:semiHidden="1" w:unhideWhenUsed="1"/>
+    <w:lsdException w:name="index 6" w:semiHidden="1" w:unhideWhenUsed="1"/>
+    <w:lsdException w:name="index 7" w:semiHidden="1" w:unhideWhenUsed="1"/>
+    <w:lsdException w:name="index 8" w:semiHidden="1" w:unhideWhenUsed="1"/>
+    <w:lsdException w:name="index 9" w:semiHidden="1" w:unhideWhenUsed="1"/>
+    <w:lsdException w:name="toc 1" w:semiHidden="1" w:uiPriority="39" w:unhideWhenUsed="1"/>
+    <w:lsdException w:name="toc 2" w:semiHidden="1" w:uiPriority="39" w:unhideWhenUsed="1"/>
+    <w:lsdException w:name="toc 3" w:semiHidden="1" w:uiPriority="39" w:unhideWhenUsed="1"/>
+    <w:lsdException w:name="toc 4" w:semiHidden="1" w:uiPriority="39" w:unhideWhenUsed="1"/>
+    <w:lsdException w:name="toc 5" w:semiHidden="1" w:uiPriority="39" w:unhideWhenUsed="1"/>
+    <w:lsdException w:name="toc 6" w:semiHidden="1" w:uiPriority="39" w:unhideWhenUsed="1"/>
+    <w:lsdException w:name="toc 7" w:semiHidden="1" w:uiPriority="39" w:unhideWhenUsed="1"/>
+    <w:lsdException w:name="toc 8" w:semiHidden="1" w:uiPriority="39" w:unhideWhenUsed="1"/>
+    <w:lsdException w:name="toc 9" w:semiHidden="1" w:uiPriority="39" w:unhideWhenUsed="1"/>
+    <w:lsdException w:name="Normal Indent" w:semiHidden="1" w:unhideWhenUsed="1"/>
+    <w:lsdException w:name="footnote text" w:semiHidden="1" w:unhideWhenUsed="1"/>
+    <w:lsdException w:name="annotation text" w:semiHidden="1" w:unhideWhenUsed="1"/>
+    <w:lsdException w:name="header" w:semiHidden="1" w:unhideWhenUsed="1"/>
+    <w:lsdException w:name="footer" w:semiHidden="1" w:unhideWhenUsed="1"/>
+    <w:lsdException w:name="index heading" w:semiHidden="1" w:unhideWhenUsed="1"/>
+    <w:lsdException w:name="caption" w:semiHidden="1" w:uiPriority="35" w:unhideWhenUsed="1" w:qFormat="1"/>
+    <w:lsdException w:name="table of figures" w:semiHidden="1" w:unhideWhenUsed="1"/>
+    <w:lsdException w:name="envelope address" w:semiHidden="1" w:unhideWhenUsed="1"/>
+    <w:lsdException w:name="envelope return" w:semiHidden="1" w:unhideWhenUsed="1"/>
+    <w:lsdException w:name="footnote reference" w:semiHidden="1" w:unhideWhenUsed="1"/>
+    <w:lsdException w:name="annotation reference" w:semiHidden="1" w:unhideWhenUsed="1"/>
+    <w:lsdException w:name="line number" w:semiHidden="1" w:unhideWhenUsed="1"/>
+    <w:lsdException w:name="page number" w:semiHidden="1" w:unhideWhenUsed="1"/>
+    <w:lsdException w:name="endnote reference" w:semiHidden="1" w:unhideWhenUsed="1"/>
+    <w:lsdException w:name="endnote text" w:semiHidden="1" w:unhideWhenUsed="1"/>
+    <w:lsdException w:name="table of authorities" w:semiHidden="1" w:unhideWhenUsed="1"/>
+    <w:lsdException w:name="macro" w:semiHidden="1" w:unhideWhenUsed="1"/>
+    <w:lsdException w:name="toa heading" w:semiHidden="1" w:unhideWhenUsed="1"/>
+    <w:lsdException w:name="List" w:semiHidden="1" w:unhideWhenUsed="1"/>
+    <w:lsdException w:name="List Bullet" w:semiHidden="1" w:unhideWhenUsed="1"/>
+    <w:lsdException w:name="List Number" w:semiHidden="1" w:unhideWhenUsed="1"/>
+    <w:lsdException w:name="List 2" w:semiHidden="1" w:unhideWhenUsed="1"/>
+    <w:lsdException w:name="List 3" w:semiHidden="1" w:unhideWhenUsed="1"/>
+    <w:lsdException w:name="List 4" w:semiHidden="1" w:unhideWhenUsed="1"/>
+    <w:lsdException w:name="List 5" w:semiHidden="1" w:unhideWhenUsed="1"/>
+    <w:lsdException w:name="List Bullet 2" w:semiHidden="1" w:unhideWhenUsed="1"/>
+    <w:lsdException w:name="List Bullet 3" w:semiHidden="1" w:unhideWhenUsed="1"/>
+    <w:lsdException w:name="List Bullet 4" w:semiHidden="1" w:unhideWhenUsed="1"/>
+    <w:lsdException w:name="List Bullet 5" w:semiHidden="1" w:unhideWhenUsed="1"/>
+    <w:lsdException w:name="List Number 2" w:semiHidden="1" w:unhideWhenUsed="1"/>
+    <w:lsdException w:name="List Number 3" w:semiHidden="1" w:unhideWhenUsed="1"/>
+    <w:lsdException w:name="List Number 4" w:semiHidden="1" w:unhideWhenUsed="1"/>
+    <w:lsdException w:name="List Number 5" w:semiHidden="1" w:unhideWhenUsed="1"/>
+    <w:lsdException w:name="Title" w:uiPriority="10" w:qFormat="1"/>
+    <w:lsdException w:name="Closing" w:semiHidden="1" w:unhideWhenUsed="1"/>
+    <w:lsdException w:name="Signature" w:semiHidden="1" w:unhideWhenUsed="1"/>
+    <w:lsdException w:name="Default Paragraph Font" w:semiHidden="1" w:uiPriority="1" w:unhideWhenUsed="1"/>
+    <w:lsdException w:name="Body Text" w:semiHidden="1" w:unhideWhenUsed="1"/>
+    <w:lsdException w:name="Body Text Indent" w:semiHidden="1" w:unhideWhenUsed="1"/>
+    <w:lsdException w:name="List Continue" w:semiHidden="1" w:unhideWhenUsed="1"/>
+    <w:lsdException w:name="List Continue 2" w:semiHidden="1" w:unhideWhenUsed="1"/>
+    <w:lsdException w:name="List Continue 3" w:semiHidden="1" w:unhideWhenUsed="1"/>
+    <w:lsdException w:name="List Continue 4" w:semiHidden="1" w:unhideWhenUsed="1"/>
+    <w:lsdException w:name="List Continue 5" w:semiHidden="1" w:unhideWhenUsed="1"/>
+    <w:lsdException w:name="Message Header" w:semiHidden="1" w:unhideWhenUsed="1"/>
+    <w:lsdException w:name="Subtitle" w:uiPriority="11" w:qFormat="1"/>
+    <w:lsdException w:name="Salutation" w:semiHidden="1" w:unhideWhenUsed="1"/>
+    <w:lsdException w:name="Date" w:semiHidden="1" w:unhideWhenUsed="1"/>
+    <w:lsdException w:name="Body Text First Indent" w:semiHidden="1" w:unhideWhenUsed="1"/>
+    <w:lsdException w:name="Body Text First Indent 2" w:semiHidden="1" w:unhideWhenUsed="1"/>
+    <w:lsdException w:name="Note Heading" w:semiHidden="1" w:unhideWhenUsed="1"/>
+    <w:lsdException w:name="Body Text 2" w:semiHidden="1" w:unhideWhenUsed="1"/>
+    <w:lsdException w:name="Body Text 3" w:semiHidden="1" w:unhideWhenUsed="1"/>
+    <w:lsdException w:name="Body Text Indent 2" w:semiHidden="1" w:unhideWhenUsed="1"/>
+    <w:lsdException w:name="Body Text Indent 3" w:semiHidden="1" w:unhideWhenUsed="1"/>
+    <w:lsdException w:name="Block Text" w:semiHidden="1" w:unhideWhenUsed="1"/>
+    <w:lsdException w:name="Hyperlink" w:semiHidden="1" w:unhideWhenUsed="1"/>
+    <w:lsdException w:name="FollowedHyperlink" w:semiHidden="1" w:unhideWhenUsed="1"/>
+    <w:lsdException w:name="Strong" w:uiPriority="22" w:qFormat="1"/>
+    <w:lsdException w:name="Emphasis" w:uiPriority="20" w:qFormat="1"/>
+    <w:lsdException w:name="Document Map" w:semiHidden="1" w:unhideWhenUsed="1"/>
+    <w:lsdException w:name="Plain Text" w:semiHidden="1" w:unhideWhenUsed="1"/>
+    <w:lsdException w:name="E-mail Signature" w:semiHidden="1" w:unhideWhenUsed="1"/>
+    <w:lsdException w:name="HTML Top of Form" w:semiHidden="1" w:unhideWhenUsed="1"/>
+    <w:lsdException w:name="HTML Bottom of Form" w:semiHidden="1" w:unhideWhenUsed="1"/>
+    <w:lsdException w:name="Normal (Web)" w:semiHidden="1" w:unhideWhenUsed="1"/>
+    <w:lsdException w:name="HTML Acronym" w:semiHidden="1" w:unhideWhenUsed="1"/>
+    <w:lsdException w:name="HTML Address" w:semiHidden="1" w:unhideWhenUsed="1"/>
+    <w:lsdException w:name="HTML Cite" w:semiHidden="1" w:unhideWhenUsed="1"/>
+    <w:lsdException w:name="HTML Code" w:semiHidden="1" w:unhideWhenUsed="1"/>
+    <w:lsdException w:name="HTML Definition" w:semiHidden="1" w:unhideWhenUsed="1"/>
+    <w:lsdException w:name="HTML Keyboard" w:semiHidden="1" w:unhideWhenUsed="1"/>
+    <w:lsdException w:name="HTML Preformatted" w:semiHidden="1" w:unhideWhenUsed="1"/>
+    <w:lsdException w:name="HTML Sample" w:semiHidden="1" w:unhideWhenUsed="1"/>
+    <w:lsdException w:name="HTML Typewriter" w:semiHidden="1" w:unhideWhenUsed="1"/>
+    <w:lsdException w:name="HTML Variable" w:semiHidden="1" w:unhideWhenUsed="1"/>
+    <w:lsdException w:name="Normal Table" w:semiHidden="1" w:unhideWhenUsed="1"/>
+    <w:lsdException w:name="annotation subject" w:semiHidden="1" w:unhideWhenUsed="1"/>
+    <w:lsdException w:name="No List" w:semiHidden="1" w:unhideWhenUsed="1"/>
+    <w:lsdException w:name="Outline List 1" w:semiHidden="1" w:unhideWhenUsed="1"/>
+    <w:lsdException w:name="Outline List 2" w:semiHidden="1" w:unhideWhenUsed="1"/>
+    <w:lsdException w:name="Outline List 3" w:semiHidden="1" w:unhideWhenUsed="1"/>
+    <w:lsdException w:name="Table Simple 1" w:semiHidden="1" w:unhideWhenUsed="1"/>
+    <w:lsdException w:name="Table Simple 2" w:semiHidden="1" w:unhideWhenUsed="1"/>
+    <w:lsdException w:name="Table Simple 3" w:semiHidden="1" w:unhideWhenUsed="1"/>
+    <w:lsdException w:name="Table Classic 1" w:semiHidden="1" w:unhideWhenUsed="1"/>
+    <w:lsdException w:name="Table Classic 2" w:semiHidden="1" w:unhideWhenUsed="1"/>
+    <w:lsdException w:name="Table Classic 3" w:semiHidden="1" w:unhideWhenUsed="1"/>
+    <w:lsdException w:name="Table Classic 4" w:semiHidden="1" w:unhideWhenUsed="1"/>
+    <w:lsdException w:name="Table Colorful 1" w:semiHidden="1" w:unhideWhenUsed="1"/>
+    <w:lsdException w:name="Table Colorful 2" w:semiHidden="1" w:unhideWhenUsed="1"/>
+    <w:lsdException w:name="Table Colorful 3" w:semiHidden="1" w:unhideWhenUsed="1"/>
+    <w:lsdException w:name="Table Columns 1" w:semiHidden="1" w:unhideWhenUsed="1"/>
+    <w:lsdException w:name="Table Columns 2" w:semiHidden="1" w:unhideWhenUsed="1"/>
+    <w:lsdException w:name="Table Columns 3" w:semiHidden="1" w:unhideWhenUsed="1"/>
+    <w:lsdException w:name="Table Columns 4" w:semiHidden="1" w:unhideWhenUsed="1"/>
+    <w:lsdException w:name="Table Columns 5" w:semiHidden="1" w:unhideWhenUsed="1"/>
+    <w:lsdException w:name="Table Grid 1" w:semiHidden="1" w:unhideWhenUsed="1"/>
+    <w:lsdException w:name="Table Grid 2" w:semiHidden="1" w:unhideWhenUsed="1"/>
+    <w:lsdException w:name="Table Grid 3" w:semiHidden="1" w:unhideWhenUsed="1"/>
+    <w:lsdException w:name="Table Grid 4" w:semiHidden="1" w:unhideWhenUsed="1"/>
+    <w:lsdException w:name="Table Grid 5" w:semiHidden="1" w:unhideWhenUsed="1"/>
+    <w:lsdException w:name="Table Grid 6" w:semiHidden="1" w:unhideWhenUsed="1"/>
+    <w:lsdException w:name="Table Grid 7" w:semiHidden="1" w:unhideWhenUsed="1"/>
+    <w:lsdException w:name="Table Grid 8" w:semiHidden="1" w:unhideWhenUsed="1"/>
+    <w:lsdException w:name="Table List 1" w:semiHidden="1" w:unhideWhenUsed="1"/>
+    <w:lsdException w:name="Table List 2" w:semiHidden="1" w:unhideWhenUsed="1"/>
+    <w:lsdException w:name="Table List 3" w:semiHidden="1" w:unhideWhenUsed="1"/>
+    <w:lsdException w:name="Table List 4" w:semiHidden="1" w:unhideWhenUsed="1"/>
+    <w:lsdException w:name="Table List 5" w:semiHidden="1" w:unhideWhenUsed="1"/>
+    <w:lsdException w:name="Table List 6" w:semiHidden="1" w:unhideWhenUsed="1"/>
+    <w:lsdException w:name="Table List 7" w:semiHidden="1" w:unhideWhenUsed="1"/>
+    <w:lsdException w:name="Table List 8" w:semiHidden="1" w:unhideWhenUsed="1"/>
+    <w:lsdException w:name="Table 3D effects 1" w:semiHidden="1" w:unhideWhenUsed="1"/>
+    <w:lsdException w:name="Table 3D effects 2" w:semiHidden="1" w:unhideWhenUsed="1"/>
+    <w:lsdException w:name="Table 3D effects 3" w:semiHidden="1" w:unhideWhenUsed="1"/>
+    <w:lsdException w:name="Table Contemporary" w:semiHidden="1" w:unhideWhenUsed="1"/>
+    <w:lsdException w:name="Table Elegant" w:semiHidden="1" w:unhideWhenUsed="1"/>
+    <w:lsdException w:name="Table Professional" w:semiHidden="1" w:unhideWhenUsed="1"/>
+    <w:lsdException w:name="Table Subtle 1" w:semiHidden="1" w:unhideWhenUsed="1"/>
+    <w:lsdException w:name="Table Subtle 2" w:semiHidden="1" w:unhideWhenUsed="1"/>
+    <w:lsdException w:name="Table Web 1" w:semiHidden="1" w:unhideWhenUsed="1"/>
+    <w:lsdException w:name="Table Web 2" w:semiHidden="1" w:unhideWhenUsed="1"/>
+    <w:lsdException w:name="Table Web 3" w:semiHidden="1" w:unhideWhenUsed="1"/>
+    <w:lsdException w:name="Balloon Text" w:semiHidden="1" w:unhideWhenUsed="1"/>
+    <w:lsdException w:name="Table Grid" w:uiPriority="39"/>
+    <w:lsdException w:name="Table Theme" w:semiHidden="1" w:unhideWhenUsed="1"/>
+    <w:lsdException w:name="Placeholder Text" w:semiHidden="1"/>
+    <w:lsdException w:name="No Spacing" w:uiPriority="1" w:qFormat="1"/>
+    <w:lsdException w:name="Light Shading" w:uiPriority="60"/>
+    <w:lsdException w:name="Light List" w:uiPriority="61"/>
+    <w:lsdException w:name="Light Grid" w:uiPriority="62"/>
+    <w:lsdException w:name="Medium Shading 1" w:uiPriority="63"/>
+    <w:lsdException w:name="Medium Shading 2" w:uiPriority="64"/>
+    <w:lsdException w:name="Medium List 1" w:uiPriority="65"/>
+    <w:lsdException w:name="Medium List 2" w:uiPriority="66"/>
+    <w:lsdException w:name="Medium Grid 1" w:uiPriority="67"/>
+    <w:lsdException w:name="Medium Grid 2" w:uiPriority="68"/>
+    <w:lsdException w:name="Medium Grid 3" w:uiPriority="69"/>
+    <w:lsdException w:name="Dark List" w:uiPriority="70"/>
+    <w:lsdException w:name="Colorful Shading" w:uiPriority="71"/>
+    <w:lsdException w:name="Colorful List" w:uiPriority="72"/>
+    <w:lsdException w:name="Colorful Grid" w:uiPriority="73"/>
+    <w:lsdException w:name="Light Shading Accent 1" w:uiPriority="60"/>
+    <w:lsdException w:name="Light List Accent 1" w:uiPriority="61"/>
+    <w:lsdException w:name="Light Grid Accent 1" w:uiPriority="62"/>
+    <w:lsdException w:name="Medium Shading 1 Accent 1" w:uiPriority="63"/>
+    <w:lsdException w:name="Medium Shading 2 Accent 1" w:uiPriority="64"/>
+    <w:lsdException w:name="Medium List 1 Accent 1" w:uiPriority="65"/>
+    <w:lsdException w:name="Revision" w:semiHidden="1"/>
+    <w:lsdException w:name="List Paragraph" w:uiPriority="34" w:qFormat="1"/>
+    <w:lsdException w:name="Quote" w:uiPriority="29" w:qFormat="1"/>
+    <w:lsdException w:name="Intense Quote" w:uiPriority="30" w:qFormat="1"/>
+    <w:lsdException w:name="Medium List 2 Accent 1" w:uiPriority="66"/>
+    <w:lsdException w:name="Medium Grid 1 Accent 1" w:uiPriority="67"/>
+    <w:lsdException w:name="Medium Grid 2 Accent 1" w:uiPriority="68"/>
+    <w:lsdException w:name="Medium Grid 3 Accent 1" w:uiPriority="69"/>
+    <w:lsdException w:name="Dark List Accent 1" w:uiPriority="70"/>
+    <w:lsdException w:name="Colorful Shading Accent 1" w:uiPriority="71"/>
+    <w:lsdException w:name="Colorful List Accent 1" w:uiPriority="72"/>
+    <w:lsdException w:name="Colorful Grid Accent 1" w:uiPriority="73"/>
+    <w:lsdException w:name="Light Shading Accent 2" w:uiPriority="60"/>
+    <w:lsdException w:name="Light List Accent 2" w:uiPriority="61"/>
+    <w:lsdException w:name="Light Grid Accent 2" w:uiPriority="62"/>
+    <w:lsdException w:name="Medium Shading 1 Accent 2" w:uiPriority="63"/>
+    <w:lsdException w:name="Medium Shading 2 Accent 2" w:uiPriority="64"/>
+    <w:lsdException w:name="Medium List 1 Accent 2" w:uiPriority="65"/>
+    <w:lsdException w:name="Medium List 2 Accent 2" w:uiPriority="66"/>
+    <w:lsdException w:name="Medium Grid 1 Accent 2" w:uiPriority="67"/>
+    <w:lsdException w:name="Medium Grid 2 Accent 2" w:uiPriority="68"/>
+    <w:lsdException w:name="Medium Grid 3 Accent 2" w:uiPriority="69"/>
+    <w:lsdException w:name="Dark List Accent 2" w:uiPriority="70"/>
+    <w:lsdException w:name="Colorful Shading Accent 2" w:uiPriority="71"/>
+    <w:lsdException w:name="Colorful List Accent 2" w:uiPriority="72"/>
+    <w:lsdException w:name="Colorful Grid Accent 2" w:uiPriority="73"/>
+    <w:lsdException w:name="Light Shading Accent 3" w:uiPriority="60"/>
+    <w:lsdException w:name="Light List Accent 3" w:uiPriority="61"/>
+    <w:lsdException w:name="Light Grid Accent 3" w:uiPriority="62"/>
+    <w:lsdException w:name="Medium Shading 1 Accent 3" w:uiPriority="63"/>
+    <w:lsdException w:name="Medium Shading 2 Accent 3" w:uiPriority="64"/>
+    <w:lsdException w:name="Medium List 1 Accent 3" w:uiPriority="65"/>
+    <w:lsdException w:name="Medium List 2 Accent 3" w:uiPriority="66"/>
+    <w:lsdException w:name="Medium Grid 1 Accent 3" w:uiPriority="67"/>
+    <w:lsdException w:name="Medium Grid 2 Accent 3" w:uiPriority="68"/>
+    <w:lsdException w:name="Medium Grid 3 Accent 3" w:uiPriority="69"/>
+    <w:lsdException w:name="Dark List Accent 3" w:uiPriority="70"/>
+    <w:lsdException w:name="Colorful Shading Accent 3" w:uiPriority="71"/>
+    <w:lsdException w:name="Colorful List Accent 3" w:uiPriority="72"/>
+    <w:lsdException w:name="Colorful Grid Accent 3" w:uiPriority="73"/>
+    <w:lsdException w:name="Light Shading Accent 4" w:uiPriority="60"/>
+    <w:lsdException w:name="Light List Accent 4" w:uiPriority="61"/>
+    <w:lsdException w:name="Light Grid Accent 4" w:uiPriority="62"/>
+    <w:lsdException w:name="Medium Shading 1 Accent 4" w:uiPriority="63"/>
+    <w:lsdException w:name="Medium Shading 2 Accent 4" w:uiPriority="64"/>
+    <w:lsdException w:name="Medium List 1 Accent 4" w:uiPriority="65"/>
+    <w:lsdException w:name="Medium List 2 Accent 4" w:uiPriority="66"/>
+    <w:lsdException w:name="Medium Grid 1 Accent 4" w:uiPriority="67"/>
+    <w:lsdException w:name="Medium Grid 2 Accent 4" w:uiPriority="68"/>
+    <w:lsdException w:name="Medium Grid 3 Accent 4" w:uiPriority="69"/>
+    <w:lsdException w:name="Dark List Accent 4" w:uiPriority="70"/>
+    <w:lsdException w:name="Colorful Shading Accent 4" w:uiPriority="71"/>
+    <w:lsdException w:name="Colorful List Accent 4" w:uiPriority="72"/>
+    <w:lsdException w:name="Colorful Grid Accent 4" w:uiPriority="73"/>
+    <w:lsdException w:name="Light Shading Accent 5" w:uiPriority="60"/>
+    <w:lsdException w:name="Light List Accent 5" w:uiPriority="61"/>
+    <w:lsdException w:name="Light Grid Accent 5" w:uiPriority="62"/>
+    <w:lsdException w:name="Medium Shading 1 Accent 5" w:uiPriority="63"/>
+    <w:lsdException w:name="Medium Shading 2 Accent 5" w:uiPriority="64"/>
+    <w:lsdException w:name="Medium List 1 Accent 5" w:uiPriority="65"/>
+    <w:lsdException w:name="Medium List 2 Accent 5" w:uiPriority="66"/>
+    <w:lsdException w:name="Medium Grid 1 Accent 5" w:uiPriority="67"/>
+    <w:lsdException w:name="Medium Grid 2 Accent 5" w:uiPriority="68"/>
+    <w:lsdException w:name="Medium Grid 3 Accent 5" w:uiPriority="69"/>
+    <w:lsdException w:name="Dark List Accent 5" w:uiPriority="70"/>
+    <w:lsdException w:name="Colorful Shading Accent 5" w:uiPriority="71"/>
+    <w:lsdException w:name="Colorful List Accent 5" w:uiPriority="72"/>
+    <w:lsdException w:name="Colorful Grid Accent 5" w:uiPriority="73"/>
+    <w:lsdException w:name="Light Shading Accent 6" w:uiPriority="60"/>
+    <w:lsdException w:name="Light List Accent 6" w:uiPriority="61"/>
+    <w:lsdException w:name="Light Grid Accent 6" w:uiPriority="62"/>
+    <w:lsdException w:name="Medium Shading 1 Accent 6" w:uiPriority="63"/>
+    <w:lsdException w:name="Medium Shading 2 Accent 6" w:uiPriority="64"/>
+    <w:lsdException w:name="Medium List 1 Accent 6" w:uiPriority="65"/>
+    <w:lsdException w:name="Medium List 2 Accent 6" w:uiPriority="66"/>
+    <w:lsdException w:name="Medium Grid 1 Accent 6" w:uiPriority="67"/>
+    <w:lsdException w:name="Medium Grid 2 Accent 6" w:uiPriority="68"/>
+    <w:lsdException w:name="Medium Grid 3 Accent 6" w:uiPriority="69"/>
+    <w:lsdException w:name="Dark List Accent 6" w:uiPriority="70"/>
+    <w:lsdException w:name="Colorful Shading Accent 6" w:uiPriority="71"/>
+    <w:lsdException w:name="Colorful List Accent 6" w:uiPriority="72"/>
+    <w:lsdException w:name="Colorful Grid Accent 6" w:uiPriority="73"/>
+    <w:lsdException w:name="Subtle Emphasis" w:uiPriority="19" w:qFormat="1"/>
+    <w:lsdException w:name="Intense Emphasis" w:uiPriority="21" w:qFormat="1"/>
+    <w:lsdException w:name="Subtle Reference" w:uiPriority="31" w:qFormat="1"/>
+    <w:lsdException w:name="Intense Reference" w:uiPriority="32" w:qFormat="1"/>
+    <w:lsdException w:name="Book Title" w:uiPriority="33" w:qFormat="1"/>
+    <w:lsdException w:name="Bibliography" w:semiHidden="1" w:uiPriority="37" w:unhideWhenUsed="1"/>
+    <w:lsdException w:name="TOC Heading" w:semiHidden="1" w:uiPriority="39" w:unhideWhenUsed="1" w:qFormat="1"/>
+    <w:lsdException w:name="Plain Table 1" w:uiPriority="41"/>
+    <w:lsdException w:name="Plain Table 2" w:uiPriority="42"/>
+    <w:lsdException w:name="Plain Table 3" w:uiPriority="43"/>
+    <w:lsdException w:name="Plain Table 4" w:uiPriority="44"/>
+    <w:lsdException w:name="Plain Table 5" w:uiPriority="45"/>
+    <w:lsdException w:name="Grid Table Light" w:uiPriority="40"/>
+    <w:lsdException w:name="Grid Table 1 Light" w:uiPriority="46"/>
+    <w:lsdException w:name="Grid Table 2" w:uiPriority="47"/>
+    <w:lsdException w:name="Grid Table 3" w:uiPriority="48"/>
+    <w:lsdException w:name="Grid Table 4" w:uiPriority="49"/>
+    <w:lsdException w:name="Grid Table 5 Dark" w:uiPriority="50"/>
+    <w:lsdException w:name="Grid Table 6 Colorful" w:uiPriority="51"/>
+    <w:lsdException w:name="Grid Table 7 Colorful" w:uiPriority="52"/>
+    <w:lsdException w:name="Grid Table 1 Light Accent 1" w:uiPriority="46"/>
+    <w:lsdException w:name="Grid Table 2 Accent 1" w:uiPriority="47"/>
+    <w:lsdException w:name="Grid Table 3 Accent 1" w:uiPriority="48"/>
+    <w:lsdException w:name="Grid Table 4 Accent 1" w:uiPriority="49"/>
+    <w:lsdException w:name="Grid Table 5 Dark Accent 1" w:uiPriority="50"/>
+    <w:lsdException w:name="Grid Table 6 Colorful Accent 1" w:uiPriority="51"/>
+    <w:lsdException w:name="Grid Table 7 Colorful Accent 1" w:uiPriority="52"/>
+    <w:lsdException w:name="Grid Table 1 Light Accent 2" w:uiPriority="46"/>
+    <w:lsdException w:name="Grid Table 2 Accent 2" w:uiPriority="47"/>
+    <w:lsdException w:name="Grid Table 3 Accent 2" w:uiPriority="48"/>
+    <w:lsdException w:name="Grid Table 4 Accent 2" w:uiPriority="49"/>
+    <w:lsdException w:name="Grid Table 5 Dark Accent 2" w:uiPriority="50"/>
+    <w:lsdException w:name="Grid Table 6 Colorful Accent 2" w:uiPriority="51"/>
+    <w:lsdException w:name="Grid Table 7 Colorful Accent 2" w:uiPriority="52"/>
+    <w:lsdException w:name="Grid Table 1 Light Accent 3" w:uiPriority="46"/>
+    <w:lsdException w:name="Grid Table 2 Accent 3" w:uiPriority="47"/>
+    <w:lsdException w:name="Grid Table 3 Accent 3" w:uiPriority="48"/>
+    <w:lsdException w:name="Grid Table 4 Accent 3" w:uiPriority="49"/>
+    <w:lsdException w:name="Grid Table 5 Dark Accent 3" w:uiPriority="50"/>
+    <w:lsdException w:name="Grid Table 6 Colorful Accent 3" w:uiPriority="51"/>
+    <w:lsdException w:name="Grid Table 7 Colorful Accent 3" w:uiPriority="52"/>
+    <w:lsdException w:name="Grid Table 1 Light Accent 4" w:uiPriority="46"/>
+    <w:lsdException w:name="Grid Table 2 Accent 4" w:uiPriority="47"/>
+    <w:lsdException w:name="Grid Table 3 Accent 4" w:uiPriority="48"/>
+    <w:lsdException w:name="Grid Table 4 Accent 4" w:uiPriority="49"/>
+    <w:lsdException w:name="Grid Table 5 Dark Accent 4" w:uiPriority="50"/>
+    <w:lsdException w:name="Grid Table 6 Colorful Accent 4" w:uiPriority="51"/>
+    <w:lsdException w:name="Grid Table 7 Colorful Accent 4" w:uiPriority="52"/>
+    <w:lsdException w:name="Grid Table 1 Light Accent 5" w:uiPriority="46"/>
+    <w:lsdException w:name="Grid Table 2 Accent 5" w:uiPriority="47"/>
+    <w:lsdException w:name="Grid Table 3 Accent 5" w:uiPriority="48"/>
+    <w:lsdException w:name="Grid Table 4 Accent 5" w:uiPriority="49"/>
+    <w:lsdException w:name="Grid Table 5 Dark Accent 5" w:uiPriority="50"/>
+    <w:lsdException w:name="Grid Table 6 Colorful Accent 5" w:uiPriority="51"/>
+    <w:lsdException w:name="Grid Table 7 Colorful Accent 5" w:uiPriority="52"/>
+    <w:lsdException w:name="Grid Table 1 Light Accent 6" w:uiPriority="46"/>
+    <w:lsdException w:name="Grid Table 2 Accent 6" w:uiPriority="47"/>
+    <w:lsdException w:name="Grid Table 3 Accent 6" w:uiPriority="48"/>
+    <w:lsdException w:name="Grid Table 4 Accent 6" w:uiPriority="49"/>
+    <w:lsdException w:name="Grid Table 5 Dark Accent 6" w:uiPriority="50"/>
+    <w:lsdException w:name="Grid Table 6 Colorful Accent 6" w:uiPriority="51"/>
+    <w:lsdException w:name="Grid Table 7 Colorful Accent 6" w:uiPriority="52"/>
+    <w:lsdException w:name="List Table 1 Light" w:uiPriority="46"/>
+    <w:lsdException w:name="List Table 2" w:uiPriority="47"/>
+    <w:lsdException w:name="List Table 3" w:uiPriority="48"/>
+    <w:lsdException w:name="List Table 4" w:uiPriority="49"/>
+    <w:lsdException w:name="List Table 5 Dark" w:uiPriority="50"/>
+    <w:lsdException w:name="List Table 6 Colorful" w:uiPriority="51"/>
+    <w:lsdException w:name="List Table 7 Colorful" w:uiPriority="52"/>
+    <w:lsdException w:name="List Table 1 Light Accent 1" w:uiPriority="46"/>
+    <w:lsdException w:name="List Table 2 Accent 1" w:uiPriority="47"/>
+    <w:lsdException w:name="List Table 3 Accent 1" w:uiPriority="48"/>
+    <w:lsdException w:name="List Table 4 Accent 1" w:uiPriority="49"/>
+    <w:lsdException w:name="List Table 5 Dark Accent 1" w:uiPriority="50"/>
+    <w:lsdException w:name="List Table 6 Colorful Accent 1" w:uiPriority="51"/>
+    <w:lsdException w:name="List Table 7 Colorful Accent 1" w:uiPriority="52"/>
+    <w:lsdException w:name="List Table 1 Light Accent 2" w:uiPriority="46"/>
+    <w:lsdException w:name="List Table 2 Accent 2" w:uiPriority="47"/>
+    <w:lsdException w:name="List Table 3 Accent 2" w:uiPriority="48"/>
+    <w:lsdException w:name="List Table 4 Accent 2" w:uiPriority="49"/>
+    <w:lsdException w:name="List Table 5 Dark Accent 2" w:uiPriority="50"/>
+    <w:lsdException w:name="List Table 6 Colorful Accent 2" w:uiPriority="51"/>
+    <w:lsdException w:name="List Table 7 Colorful Accent 2" w:uiPriority="52"/>
+    <w:lsdException w:name="List Table 1 Light Accent 3" w:uiPriority="46"/>
+    <w:lsdException w:name="List Table 2 Accent 3" w:uiPriority="47"/>
+    <w:lsdException w:name="List Table 3 Accent 3" w:uiPriority="48"/>
+    <w:lsdException w:name="List Table 4 Accent 3" w:uiPriority="49"/>
+    <w:lsdException w:name="List Table 5 Dark Accent 3" w:uiPriority="50"/>
+    <w:lsdException w:name="List Table 6 Colorful Accent 3" w:uiPriority="51"/>
+    <w:lsdException w:name="List Table 7 Colorful Accent 3" w:uiPriority="52"/>
+    <w:lsdException w:name="List Table 1 Light Accent 4" w:uiPriority="46"/>
+    <w:lsdException w:name="List Table 2 Accent 4" w:uiPriority="47"/>
+    <w:lsdException w:name="List Table 3 Accent 4" w:uiPriority="48"/>
+    <w:lsdException w:name="List Table 4 Accent 4" w:uiPriority="49"/>
+    <w:lsdException w:name="List Table 5 Dark Accent 4" w:uiPriority="50"/>
+    <w:lsdException w:name="List Table 6 Colorful Accent 4" w:uiPriority="51"/>
+    <w:lsdException w:name="List Table 7 Colorful Accent 4" w:uiPriority="52"/>
+    <w:lsdException w:name="List Table 1 Light Accent 5" w:uiPriority="46"/>
+    <w:lsdException w:name="List Table 2 Accent 5" w:uiPriority="47"/>
+    <w:lsdException w:name="List Table 3 Accent 5" w:uiPriority="48"/>
+    <w:lsdException w:name="List Table 4 Accent 5" w:uiPriority="49"/>
+    <w:lsdException w:name="List Table 5 Dark Accent 5" w:uiPriority="50"/>
+    <w:lsdException w:name="List Table 6 Colorful Accent 5" w:uiPriority="51"/>
+    <w:lsdException w:name="List Table 7 Colorful Accent 5" w:uiPriority="52"/>
+    <w:lsdException w:name="List Table 1 Light Accent 6" w:uiPriority="46"/>
+    <w:lsdException w:name="List Table 2 Accent 6" w:uiPriority="47"/>
+    <w:lsdException w:name="List Table 3 Accent 6" w:uiPriority="48"/>
+    <w:lsdException w:name="List Table 4 Accent 6" w:uiPriority="49"/>
+    <w:lsdException w:name="List Table 5 Dark Accent 6" w:uiPriority="50"/>
+    <w:lsdException w:name="List Table 6 Colorful Accent 6" w:uiPriority="51"/>
+    <w:lsdException w:name="List Table 7 Colorful Accent 6" w:uiPriority="52"/>
+    <w:lsdException w:name="Mention" w:semiHidden="1" w:unhideWhenUsed="1"/>
+    <w:lsdException w:name="Smart Hyperlink" w:semiHidden="1" w:unhideWhenUsed="1"/>
+    <w:lsdException w:name="Hashtag" w:semiHidden="1" w:unhideWhenUsed="1"/>
+    <w:lsdException w:name="Unresolved Mention" w:semiHidden="1" w:unhideWhenUsed="1"/>
+    <w:lsdException w:name="Smart Link" w:semiHidden="1" w:unhideWhenUsed="1"/>
+  </w:latentStyles>
+  <w:style w:type="paragraph" w:default="1" w:styleId="Normal">
+    <w:name w:val="Normal"/>
+    <w:qFormat/>
+  </w:style>
+  <w:style w:type="paragraph" w:styleId="Heading1">
+    <w:name w:val="heading 1"/>
+    <w:uiPriority w:val="9"/>
+    <w:qFormat/>
+    <w:pPr>
+      <w:spacing w:before="360" w:after="240"/>
+      <w:outlineLvl w:val="0"/>
+    </w:pPr>
+    <w:rPr>
+      <w:b/>
+      <w:bCs/>
+      <w:color w:val="1F3864"/>
+      <w:sz w:val="36"/>
+      <w:szCs w:val="36"/>
+    </w:rPr>
+  </w:style>
+  <w:style w:type="paragraph" w:styleId="Heading2">
+    <w:name w:val="heading 2"/>
+    <w:uiPriority w:val="9"/>
+    <w:unhideWhenUsed/>
+    <w:qFormat/>
+    <w:pPr>
+      <w:spacing w:before="300" w:after="180"/>
+      <w:outlineLvl w:val="1"/>
+    </w:pPr>
+    <w:rPr>
+      <w:b/>
+      <w:bCs/>
+      <w:color w:val="2E5597"/>
+      <w:sz w:val="30"/>
+      <w:szCs w:val="30"/>
+    </w:rPr>
+  </w:style>
+  <w:style w:type="paragraph" w:styleId="Heading3">
+    <w:name w:val="heading 3"/>
+    <w:uiPriority w:val="9"/>
+    <w:semiHidden/>
+    <w:unhideWhenUsed/>
+    <w:qFormat/>
+    <w:pPr>
+      <w:spacing w:before="240" w:after="120"/>
+      <w:outlineLvl w:val="2"/>
+    </w:pPr>
+    <w:rPr>
+      <w:b/>
+      <w:bCs/>
+      <w:color w:val="1F3864"/>
+      <w:sz w:val="26"/>
+      <w:szCs w:val="26"/>
+    </w:rPr>
+  </w:style>
+  <w:style w:type="paragraph" w:styleId="Heading4">
+    <w:name w:val="heading 4"/>
+    <w:uiPriority w:val="9"/>
+    <w:semiHidden/>
+    <w:unhideWhenUsed/>
+    <w:qFormat/>
+    <w:pPr>
+      <w:spacing w:before="200" w:after="100"/>
+      <w:outlineLvl w:val="3"/>
+    </w:pPr>
+    <w:rPr>
+      <w:b/>
+      <w:bCs/>
+      <w:i/>
+      <w:iCs/>
+      <w:color w:val="404040"/>
+      <w:sz w:val="24"/>
+      <w:szCs w:val="24"/>
+    </w:rPr>
+  </w:style>
+  <w:style w:type="paragraph" w:styleId="Heading5">
+    <w:name w:val="heading 5"/>
+    <w:uiPriority w:val="9"/>
+    <w:semiHidden/>
+    <w:unhideWhenUsed/>
+    <w:qFormat/>
+    <w:pPr>
+      <w:outlineLvl w:val="4"/>
+    </w:pPr>
+    <w:rPr>
+      <w:color w:val="2E74B5"/>
+    </w:rPr>
+  </w:style>
+  <w:style w:type="paragraph" w:styleId="Heading6">
+    <w:name w:val="heading 6"/>
+    <w:uiPriority w:val="9"/>
+    <w:semiHidden/>
+    <w:unhideWhenUsed/>
+    <w:qFormat/>
+    <w:pPr>
+      <w:outlineLvl w:val="5"/>
+    </w:pPr>
+    <w:rPr>
+      <w:color w:val="1F4D78"/>
+    </w:rPr>
+  </w:style>
+  <w:style w:type="character" w:default="1" w:styleId="DefaultParagraphFont">
+    <w:name w:val="Default Paragraph Font"/>
+    <w:uiPriority w:val="1"/>
+    <w:semiHidden/>
+    <w:unhideWhenUsed/>
+  </w:style>
+  <w:style w:type="table" w:default="1" w:styleId="TableNormal">
+    <w:name w:val="Normal Table"/>
+    <w:uiPriority w:val="99"/>
+    <w:semiHidden/>
+    <w:unhideWhenUsed/>
+    <w:tblPr>
+      <w:tblInd w:w="0" w:type="dxa"/>
+      <w:tblCellMar>
+        <w:top w:w="0" w:type="dxa"/>
+        <w:left w:w="108" w:type="dxa"/>
+        <w:bottom w:w="0" w:type="dxa"/>
+        <w:right w:w="108" w:type="dxa"/>
+      </w:tblCellMar>
+    </w:tblPr>
+  </w:style>
+  <w:style w:type="numbering" w:default="1" w:styleId="NoList">
+    <w:name w:val="No List"/>
+    <w:uiPriority w:val="99"/>
+    <w:semiHidden/>
+    <w:unhideWhenUsed/>
+  </w:style>
   <w:style w:type="paragraph" w:styleId="Title">
     <w:name w:val="Title"/>
-    <w:basedOn w:val="Normal"/>
-    <w:next w:val="Normal"/>
+    <w:uiPriority w:val="10"/>
     <w:qFormat/>
     <w:rPr>
       <w:sz w:val="56"/>
       <w:szCs w:val="56"/>
     </w:rPr>
   </w:style>
-  <w:style w:type="paragraph" w:styleId="Heading1">
-    <w:name w:val="Heading 1"/>
-    <w:basedOn w:val="Normal"/>
-    <w:next w:val="Normal"/>
-    <w:qFormat/>
-    <w:rPr>
-      <w:color w:val="2E74B5"/>
-      <w:sz w:val="32"/>
-      <w:szCs w:val="32"/>
-    </w:rPr>
-  </w:style>
-  <w:style w:type="paragraph" w:styleId="Heading2">
-    <w:name w:val="Heading 2"/>
-    <w:basedOn w:val="Normal"/>
-    <w:next w:val="Normal"/>
-    <w:qFormat/>
-    <w:rPr>
-      <w:color w:val="2E74B5"/>
-      <w:sz w:val="26"/>
-      <w:szCs w:val="26"/>
-    </w:rPr>
-  </w:style>
-  <w:style w:type="paragraph" w:styleId="Heading3">
-    <w:name w:val="Heading 3"/>
-    <w:basedOn w:val="Normal"/>
-    <w:next w:val="Normal"/>
-    <w:qFormat/>
-    <w:rPr>
-      <w:color w:val="1F4D78"/>
-      <w:sz w:val="24"/>
-      <w:szCs w:val="24"/>
-    </w:rPr>
-  </w:style>
-  <w:style w:type="paragraph" w:styleId="Heading4">
-    <w:name w:val="Heading 4"/>
-    <w:basedOn w:val="Normal"/>
-    <w:next w:val="Normal"/>
-    <w:qFormat/>
-    <w:rPr>
-      <w:i/>
-      <w:iCs/>
-      <w:color w:val="2E74B5"/>
-    </w:rPr>
-  </w:style>
-  <w:style w:type="paragraph" w:styleId="Heading5">
-    <w:name w:val="Heading 5"/>
-    <w:basedOn w:val="Normal"/>
-    <w:next w:val="Normal"/>
-    <w:qFormat/>
-    <w:rPr>
-      <w:color w:val="2E74B5"/>
-    </w:rPr>
-  </w:style>
-  <w:style w:type="paragraph" w:styleId="Heading6">
-    <w:name w:val="Heading 6"/>
-    <w:basedOn w:val="Normal"/>
-    <w:next w:val="Normal"/>
-    <w:qFormat/>
-    <w:rPr>
-      <w:color w:val="1F4D78"/>
-    </w:rPr>
-  </w:style>
-  <w:style w:type="paragraph" w:styleId="Strong">
-    <w:name w:val="Strong"/>
-    <w:basedOn w:val="Normal"/>
-    <w:next w:val="Normal"/>
+  <w:style w:type="paragraph" w:customStyle="1" w:styleId="Strong1">
+    <w:name w:val="Strong1"/>
     <w:qFormat/>
     <w:rPr>
       <w:b/>
@@ -818,12 +1401,10 @@
   </w:style>
   <w:style w:type="paragraph" w:styleId="ListParagraph">
     <w:name w:val="List Paragraph"/>
-    <w:basedOn w:val="Normal"/>
     <w:qFormat/>
   </w:style>
   <w:style w:type="character" w:styleId="Hyperlink">
     <w:name w:val="Hyperlink"/>
-    <w:basedOn w:val="DefaultParagraphFont"/>
     <w:uiPriority w:val="99"/>
     <w:unhideWhenUsed/>
     <w:rPr>
@@ -833,7 +1414,6 @@
   </w:style>
   <w:style w:type="character" w:styleId="FootnoteReference">
     <w:name w:val="footnote reference"/>
-    <w:basedOn w:val="DefaultParagraphFont"/>
     <w:uiPriority w:val="99"/>
     <w:semiHidden/>
     <w:unhideWhenUsed/>
@@ -843,22 +1423,17 @@
   </w:style>
   <w:style w:type="paragraph" w:styleId="FootnoteText">
     <w:name w:val="footnote text"/>
-    <w:basedOn w:val="Normal"/>
     <w:link w:val="FootnoteTextChar"/>
     <w:uiPriority w:val="99"/>
     <w:semiHidden/>
     <w:unhideWhenUsed/>
-    <w:pPr>
-      <w:spacing w:after="0" w:line="240" w:lineRule="auto"/>
-    </w:pPr>
     <w:rPr>
       <w:sz w:val="20"/>
       <w:szCs w:val="20"/>
     </w:rPr>
   </w:style>
-  <w:style w:type="character" w:styleId="FootnoteTextChar">
+  <w:style w:type="character" w:customStyle="1" w:styleId="FootnoteTextChar">
     <w:name w:val="Footnote Text Char"/>
-    <w:basedOn w:val="DefaultParagraphFont"/>
     <w:link w:val="FootnoteText"/>
     <w:uiPriority w:val="99"/>
     <w:semiHidden/>
@@ -870,7 +1445,6 @@
   </w:style>
   <w:style w:type="character" w:styleId="EndnoteReference">
     <w:name w:val="endnote reference"/>
-    <w:basedOn w:val="DefaultParagraphFont"/>
     <w:uiPriority w:val="99"/>
     <w:semiHidden/>
     <w:unhideWhenUsed/>
@@ -880,22 +1454,17 @@
   </w:style>
   <w:style w:type="paragraph" w:styleId="EndnoteText">
     <w:name w:val="endnote text"/>
-    <w:basedOn w:val="Normal"/>
     <w:link w:val="EndnoteTextChar"/>
     <w:uiPriority w:val="99"/>
     <w:semiHidden/>
     <w:unhideWhenUsed/>
-    <w:pPr>
-      <w:spacing w:after="0" w:line="240" w:lineRule="auto"/>
-    </w:pPr>
     <w:rPr>
       <w:sz w:val="20"/>
       <w:szCs w:val="20"/>
     </w:rPr>
   </w:style>
-  <w:style w:type="character" w:styleId="EndnoteTextChar">
+  <w:style w:type="character" w:customStyle="1" w:styleId="EndnoteTextChar">
     <w:name w:val="Endnote Text Char"/>
-    <w:basedOn w:val="DefaultParagraphFont"/>
     <w:link w:val="EndnoteText"/>
     <w:uiPriority w:val="99"/>
     <w:semiHidden/>
@@ -905,79 +1474,320 @@
       <w:szCs w:val="20"/>
     </w:rPr>
   </w:style>
-  <w:style w:type="paragraph" w:styleId="Heading1">
-    <w:name w:val="Heading 1"/>
-    <w:basedOn w:val="Normal"/>
-    <w:next w:val="Normal"/>
-    <w:qFormat/>
-    <w:pPr>
-      <w:spacing w:after="240" w:before="360"/>
-      <w:outlineLvl w:val="0"/>
-    </w:pPr>
-    <w:rPr>
-      <w:rFonts w:ascii="Arial" w:cs="Arial" w:eastAsia="Arial" w:hAnsi="Arial"/>
-      <w:b/>
-      <w:bCs/>
-      <w:color w:val="1F3864"/>
-      <w:sz w:val="36"/>
-      <w:szCs w:val="36"/>
-    </w:rPr>
-  </w:style>
-  <w:style w:type="paragraph" w:styleId="Heading2">
-    <w:name w:val="Heading 2"/>
-    <w:basedOn w:val="Normal"/>
-    <w:next w:val="Normal"/>
-    <w:qFormat/>
-    <w:pPr>
-      <w:spacing w:after="180" w:before="300"/>
-      <w:outlineLvl w:val="1"/>
-    </w:pPr>
-    <w:rPr>
-      <w:rFonts w:ascii="Arial" w:cs="Arial" w:eastAsia="Arial" w:hAnsi="Arial"/>
-      <w:b/>
-      <w:bCs/>
-      <w:color w:val="2E5597"/>
-      <w:sz w:val="30"/>
-      <w:szCs w:val="30"/>
-    </w:rPr>
-  </w:style>
-  <w:style w:type="paragraph" w:styleId="Heading3">
-    <w:name w:val="Heading 3"/>
-    <w:basedOn w:val="Normal"/>
-    <w:next w:val="Normal"/>
-    <w:qFormat/>
-    <w:pPr>
-      <w:spacing w:after="120" w:before="240"/>
-      <w:outlineLvl w:val="2"/>
-    </w:pPr>
-    <w:rPr>
-      <w:rFonts w:ascii="Arial" w:cs="Arial" w:eastAsia="Arial" w:hAnsi="Arial"/>
-      <w:b/>
-      <w:bCs/>
-      <w:color w:val="1F3864"/>
-      <w:sz w:val="26"/>
-      <w:szCs w:val="26"/>
-    </w:rPr>
-  </w:style>
-  <w:style w:type="paragraph" w:styleId="Heading4">
-    <w:name w:val="Heading 4"/>
-    <w:basedOn w:val="Normal"/>
-    <w:next w:val="Normal"/>
-    <w:qFormat/>
-    <w:pPr>
-      <w:spacing w:after="100" w:before="200"/>
-      <w:outlineLvl w:val="3"/>
-    </w:pPr>
-    <w:rPr>
-      <w:rFonts w:ascii="Arial" w:cs="Arial" w:eastAsia="Arial" w:hAnsi="Arial"/>
-      <w:b/>
-      <w:bCs/>
-      <w:i/>
-      <w:iCs/>
-      <w:color w:val="404040"/>
-      <w:sz w:val="24"/>
-      <w:szCs w:val="24"/>
-    </w:rPr>
-  </w:style>
 </w:styles>
+</file>
+
+<file path=word/theme/theme1.xml><?xml version="1.0" encoding="utf-8"?>
+<a:theme xmlns:a="http://schemas.openxmlformats.org/drawingml/2006/main" name="Office Theme">
+  <a:themeElements>
+    <a:clrScheme name="Office">
+      <a:dk1>
+        <a:sysClr val="windowText" lastClr="000000"/>
+      </a:dk1>
+      <a:lt1>
+        <a:sysClr val="window" lastClr="FFFFFF"/>
+      </a:lt1>
+      <a:dk2>
+        <a:srgbClr val="0E2841"/>
+      </a:dk2>
+      <a:lt2>
+        <a:srgbClr val="E8E8E8"/>
+      </a:lt2>
+      <a:accent1>
+        <a:srgbClr val="156082"/>
+      </a:accent1>
+      <a:accent2>
+        <a:srgbClr val="E97132"/>
+      </a:accent2>
+      <a:accent3>
+        <a:srgbClr val="196B24"/>
+      </a:accent3>
+      <a:accent4>
+        <a:srgbClr val="0F9ED5"/>
+      </a:accent4>
+      <a:accent5>
+        <a:srgbClr val="A02B93"/>
+      </a:accent5>
+      <a:accent6>
+        <a:srgbClr val="4EA72E"/>
+      </a:accent6>
+      <a:hlink>
+        <a:srgbClr val="467886"/>
+      </a:hlink>
+      <a:folHlink>
+        <a:srgbClr val="96607D"/>
+      </a:folHlink>
+    </a:clrScheme>
+    <a:fontScheme name="Office">
+      <a:majorFont>
+        <a:latin typeface="Aptos Display" panose="02110004020202020204"/>
+        <a:ea typeface=""/>
+        <a:cs typeface=""/>
+        <a:font script="Jpan" typeface="游ゴシック Light"/>
+        <a:font script="Hang" typeface="맑은 고딕"/>
+        <a:font script="Hans" typeface="等线 Light"/>
+        <a:font script="Hant" typeface="新細明體"/>
+        <a:font script="Arab" typeface="Times New Roman"/>
+        <a:font script="Hebr" typeface="Times New Roman"/>
+        <a:font script="Thai" typeface="Angsana New"/>
+        <a:font script="Ethi" typeface="Nyala"/>
+        <a:font script="Beng" typeface="Vrinda"/>
+        <a:font script="Gujr" typeface="Shruti"/>
+        <a:font script="Khmr" typeface="MoolBoran"/>
+        <a:font script="Knda" typeface="Tunga"/>
+        <a:font script="Guru" typeface="Raavi"/>
+        <a:font script="Cans" typeface="Euphemia"/>
+        <a:font script="Cher" typeface="Plantagenet Cherokee"/>
+        <a:font script="Yiii" typeface="Microsoft Yi Baiti"/>
+        <a:font script="Tibt" typeface="Microsoft Himalaya"/>
+        <a:font script="Thaa" typeface="MV Boli"/>
+        <a:font script="Deva" typeface="Mangal"/>
+        <a:font script="Telu" typeface="Gautami"/>
+        <a:font script="Taml" typeface="Latha"/>
+        <a:font script="Syrc" typeface="Estrangelo Edessa"/>
+        <a:font script="Orya" typeface="Kalinga"/>
+        <a:font script="Mlym" typeface="Kartika"/>
+        <a:font script="Laoo" typeface="DokChampa"/>
+        <a:font script="Sinh" typeface="Iskoola Pota"/>
+        <a:font script="Mong" typeface="Mongolian Baiti"/>
+        <a:font script="Viet" typeface="Times New Roman"/>
+        <a:font script="Uigh" typeface="Microsoft Uighur"/>
+        <a:font script="Geor" typeface="Sylfaen"/>
+        <a:font script="Armn" typeface="Arial"/>
+        <a:font script="Bugi" typeface="Leelawadee UI"/>
+        <a:font script="Bopo" typeface="Microsoft JhengHei"/>
+        <a:font script="Java" typeface="Javanese Text"/>
+        <a:font script="Lisu" typeface="Segoe UI"/>
+        <a:font script="Mymr" typeface="Myanmar Text"/>
+        <a:font script="Nkoo" typeface="Ebrima"/>
+        <a:font script="Olck" typeface="Nirmala UI"/>
+        <a:font script="Osma" typeface="Ebrima"/>
+        <a:font script="Phag" typeface="Phagspa"/>
+        <a:font script="Syrn" typeface="Estrangelo Edessa"/>
+        <a:font script="Syrj" typeface="Estrangelo Edessa"/>
+        <a:font script="Syre" typeface="Estrangelo Edessa"/>
+        <a:font script="Sora" typeface="Nirmala UI"/>
+        <a:font script="Tale" typeface="Microsoft Tai Le"/>
+        <a:font script="Talu" typeface="Microsoft New Tai Lue"/>
+        <a:font script="Tfng" typeface="Ebrima"/>
+      </a:majorFont>
+      <a:minorFont>
+        <a:latin typeface="Aptos" panose="02110004020202020204"/>
+        <a:ea typeface=""/>
+        <a:cs typeface=""/>
+        <a:font script="Jpan" typeface="游明朝"/>
+        <a:font script="Hang" typeface="맑은 고딕"/>
+        <a:font script="Hans" typeface="等线"/>
+        <a:font script="Hant" typeface="新細明體"/>
+        <a:font script="Arab" typeface="Arial"/>
+        <a:font script="Hebr" typeface="Arial"/>
+        <a:font script="Thai" typeface="Cordia New"/>
+        <a:font script="Ethi" typeface="Nyala"/>
+        <a:font script="Beng" typeface="Vrinda"/>
+        <a:font script="Gujr" typeface="Shruti"/>
+        <a:font script="Khmr" typeface="DaunPenh"/>
+        <a:font script="Knda" typeface="Tunga"/>
+        <a:font script="Guru" typeface="Raavi"/>
+        <a:font script="Cans" typeface="Euphemia"/>
+        <a:font script="Cher" typeface="Plantagenet Cherokee"/>
+        <a:font script="Yiii" typeface="Microsoft Yi Baiti"/>
+        <a:font script="Tibt" typeface="Microsoft Himalaya"/>
+        <a:font script="Thaa" typeface="MV Boli"/>
+        <a:font script="Deva" typeface="Mangal"/>
+        <a:font script="Telu" typeface="Gautami"/>
+        <a:font script="Taml" typeface="Latha"/>
+        <a:font script="Syrc" typeface="Estrangelo Edessa"/>
+        <a:font script="Orya" typeface="Kalinga"/>
+        <a:font script="Mlym" typeface="Kartika"/>
+        <a:font script="Laoo" typeface="DokChampa"/>
+        <a:font script="Sinh" typeface="Iskoola Pota"/>
+        <a:font script="Mong" typeface="Mongolian Baiti"/>
+        <a:font script="Viet" typeface="Arial"/>
+        <a:font script="Uigh" typeface="Microsoft Uighur"/>
+        <a:font script="Geor" typeface="Sylfaen"/>
+        <a:font script="Armn" typeface="Arial"/>
+        <a:font script="Bugi" typeface="Leelawadee UI"/>
+        <a:font script="Bopo" typeface="Microsoft JhengHei"/>
+        <a:font script="Java" typeface="Javanese Text"/>
+        <a:font script="Lisu" typeface="Segoe UI"/>
+        <a:font script="Mymr" typeface="Myanmar Text"/>
+        <a:font script="Nkoo" typeface="Ebrima"/>
+        <a:font script="Olck" typeface="Nirmala UI"/>
+        <a:font script="Osma" typeface="Ebrima"/>
+        <a:font script="Phag" typeface="Phagspa"/>
+        <a:font script="Syrn" typeface="Estrangelo Edessa"/>
+        <a:font script="Syrj" typeface="Estrangelo Edessa"/>
+        <a:font script="Syre" typeface="Estrangelo Edessa"/>
+        <a:font script="Sora" typeface="Nirmala UI"/>
+        <a:font script="Tale" typeface="Microsoft Tai Le"/>
+        <a:font script="Talu" typeface="Microsoft New Tai Lue"/>
+        <a:font script="Tfng" typeface="Ebrima"/>
+      </a:minorFont>
+    </a:fontScheme>
+    <a:fmtScheme name="Office">
+      <a:fillStyleLst>
+        <a:solidFill>
+          <a:schemeClr val="phClr"/>
+        </a:solidFill>
+        <a:gradFill rotWithShape="1">
+          <a:gsLst>
+            <a:gs pos="0">
+              <a:schemeClr val="phClr">
+                <a:lumMod val="110000"/>
+                <a:satMod val="105000"/>
+                <a:tint val="67000"/>
+              </a:schemeClr>
+            </a:gs>
+            <a:gs pos="50000">
+              <a:schemeClr val="phClr">
+                <a:lumMod val="105000"/>
+                <a:satMod val="103000"/>
+                <a:tint val="73000"/>
+              </a:schemeClr>
+            </a:gs>
+            <a:gs pos="100000">
+              <a:schemeClr val="phClr">
+                <a:lumMod val="105000"/>
+                <a:satMod val="109000"/>
+                <a:tint val="81000"/>
+              </a:schemeClr>
+            </a:gs>
+          </a:gsLst>
+          <a:lin ang="5400000" scaled="0"/>
+        </a:gradFill>
+        <a:gradFill rotWithShape="1">
+          <a:gsLst>
+            <a:gs pos="0">
+              <a:schemeClr val="phClr">
+                <a:satMod val="103000"/>
+                <a:lumMod val="102000"/>
+                <a:tint val="94000"/>
+              </a:schemeClr>
+            </a:gs>
+            <a:gs pos="50000">
+              <a:schemeClr val="phClr">
+                <a:satMod val="110000"/>
+                <a:lumMod val="100000"/>
+                <a:shade val="100000"/>
+              </a:schemeClr>
+            </a:gs>
+            <a:gs pos="100000">
+              <a:schemeClr val="phClr">
+                <a:lumMod val="99000"/>
+                <a:satMod val="120000"/>
+                <a:shade val="78000"/>
+              </a:schemeClr>
+            </a:gs>
+          </a:gsLst>
+          <a:lin ang="5400000" scaled="0"/>
+        </a:gradFill>
+      </a:fillStyleLst>
+      <a:lnStyleLst>
+        <a:ln w="12700" cap="flat" cmpd="sng" algn="ctr">
+          <a:solidFill>
+            <a:schemeClr val="phClr"/>
+          </a:solidFill>
+          <a:prstDash val="solid"/>
+          <a:miter lim="800000"/>
+        </a:ln>
+        <a:ln w="19050" cap="flat" cmpd="sng" algn="ctr">
+          <a:solidFill>
+            <a:schemeClr val="phClr"/>
+          </a:solidFill>
+          <a:prstDash val="solid"/>
+          <a:miter lim="800000"/>
+        </a:ln>
+        <a:ln w="25400" cap="flat" cmpd="sng" algn="ctr">
+          <a:solidFill>
+            <a:schemeClr val="phClr"/>
+          </a:solidFill>
+          <a:prstDash val="solid"/>
+          <a:miter lim="800000"/>
+        </a:ln>
+      </a:lnStyleLst>
+      <a:effectStyleLst>
+        <a:effectStyle>
+          <a:effectLst/>
+        </a:effectStyle>
+        <a:effectStyle>
+          <a:effectLst/>
+        </a:effectStyle>
+        <a:effectStyle>
+          <a:effectLst>
+            <a:outerShdw blurRad="57150" dist="19050" dir="5400000" algn="ctr" rotWithShape="0">
+              <a:srgbClr val="000000">
+                <a:alpha val="63000"/>
+              </a:srgbClr>
+            </a:outerShdw>
+          </a:effectLst>
+        </a:effectStyle>
+      </a:effectStyleLst>
+      <a:bgFillStyleLst>
+        <a:solidFill>
+          <a:schemeClr val="phClr"/>
+        </a:solidFill>
+        <a:solidFill>
+          <a:schemeClr val="phClr">
+            <a:tint val="95000"/>
+            <a:satMod val="170000"/>
+          </a:schemeClr>
+        </a:solidFill>
+        <a:gradFill rotWithShape="1">
+          <a:gsLst>
+            <a:gs pos="0">
+              <a:schemeClr val="phClr">
+                <a:tint val="93000"/>
+                <a:satMod val="150000"/>
+                <a:shade val="98000"/>
+                <a:lumMod val="102000"/>
+              </a:schemeClr>
+            </a:gs>
+            <a:gs pos="50000">
+              <a:schemeClr val="phClr">
+                <a:tint val="98000"/>
+                <a:satMod val="130000"/>
+                <a:shade val="90000"/>
+                <a:lumMod val="103000"/>
+              </a:schemeClr>
+            </a:gs>
+            <a:gs pos="100000">
+              <a:schemeClr val="phClr">
+                <a:shade val="63000"/>
+                <a:satMod val="120000"/>
+              </a:schemeClr>
+            </a:gs>
+          </a:gsLst>
+          <a:lin ang="5400000" scaled="0"/>
+        </a:gradFill>
+      </a:bgFillStyleLst>
+    </a:fmtScheme>
+  </a:themeElements>
+  <a:objectDefaults>
+    <a:lnDef>
+      <a:spPr/>
+      <a:bodyPr/>
+      <a:lstStyle/>
+      <a:style>
+        <a:lnRef idx="2">
+          <a:schemeClr val="accent1"/>
+        </a:lnRef>
+        <a:fillRef idx="0">
+          <a:schemeClr val="accent1"/>
+        </a:fillRef>
+        <a:effectRef idx="1">
+          <a:schemeClr val="accent1"/>
+        </a:effectRef>
+        <a:fontRef idx="minor">
+          <a:schemeClr val="tx1"/>
+        </a:fontRef>
+      </a:style>
+    </a:lnDef>
+  </a:objectDefaults>
+  <a:extraClrSchemeLst/>
+  <a:extLst>
+    <a:ext uri="{05A4C25C-085E-4340-85A3-A5531E510DB2}">
+      <thm15:themeFamily xmlns:thm15="http://schemas.microsoft.com/office/thememl/2012/main" name="Office Theme" id="{2E142A2C-CD16-42D6-873A-C26D2A0506FA}" vid="{1BDDFF52-6CD6-40A5-AB3C-68EB2F1E4D0A}"/>
+    </a:ext>
+  </a:extLst>
+</a:theme>
 </file>